--- a/lessons/4-3/readiness/practice.docx
+++ b/lessons/4-3/readiness/practice.docx
@@ -101,7 +101,983 @@
     </w:p>
     <w:p>
       <w:pPr>
-        <w:spacing w:after="120" w:before="0"/>
+        <w:spacing w:after="60" w:before="120"/>
+      </w:pPr>
+      <w:r>
+        <w:rPr>
+          <w:b/>
+          <w:bCs/>
+          <w:color w:val="0F2B3C"/>
+          <w:sz w:val="24"/>
+          <w:szCs w:val="24"/>
+        </w:rPr>
+        <w:t xml:space="preserve">Vocabulary Anchor Box</w:t>
+      </w:r>
+    </w:p>
+    <w:tbl>
+      <w:tblPr>
+        <w:tblW w:type="dxa" w:w="9360"/>
+        <w:tblBorders>
+          <w:top w:val="single" w:color="C7D2DD" w:sz="6"/>
+          <w:left w:val="single" w:color="C7D2DD" w:sz="6"/>
+          <w:bottom w:val="single" w:color="C7D2DD" w:sz="6"/>
+          <w:right w:val="single" w:color="C7D2DD" w:sz="6"/>
+          <w:insideH w:val="single" w:color="C7D2DD" w:sz="6"/>
+          <w:insideV w:val="single" w:color="C7D2DD" w:sz="6"/>
+        </w:tblBorders>
+      </w:tblPr>
+      <w:tblGrid>
+        <w:gridCol w:w="1800"/>
+        <w:gridCol w:w="3160"/>
+        <w:gridCol w:w="2200"/>
+        <w:gridCol w:w="2200"/>
+      </w:tblGrid>
+      <w:tr>
+        <w:trPr>
+          <w:cantSplit/>
+          <w:tblHeader/>
+        </w:trPr>
+        <w:tc>
+          <w:tcPr>
+            <w:tcW w:type="dxa" w:w="1800"/>
+            <w:shd w:fill="EEF4F8" w:color="auto" w:val="clear"/>
+            <w:tcMar>
+              <w:top w:type="dxa" w:w="60"/>
+              <w:left w:type="dxa" w:w="100"/>
+              <w:bottom w:type="dxa" w:w="60"/>
+              <w:right w:type="dxa" w:w="100"/>
+            </w:tcMar>
+          </w:tcPr>
+          <w:p>
+            <w:pPr>
+              <w:spacing w:after="0" w:before="0"/>
+            </w:pPr>
+            <w:r>
+              <w:rPr>
+                <w:b/>
+                <w:bCs/>
+                <w:color w:val="0F2B3C"/>
+                <w:sz w:val="18"/>
+                <w:szCs w:val="18"/>
+              </w:rPr>
+              <w:t xml:space="preserve">Concept Term</w:t>
+            </w:r>
+          </w:p>
+        </w:tc>
+        <w:tc>
+          <w:tcPr>
+            <w:tcW w:type="dxa" w:w="3160"/>
+            <w:shd w:fill="EEF4F8" w:color="auto" w:val="clear"/>
+            <w:tcMar>
+              <w:top w:type="dxa" w:w="60"/>
+              <w:left w:type="dxa" w:w="100"/>
+              <w:bottom w:type="dxa" w:w="60"/>
+              <w:right w:type="dxa" w:w="100"/>
+            </w:tcMar>
+          </w:tcPr>
+          <w:p>
+            <w:pPr>
+              <w:spacing w:after="0" w:before="0"/>
+            </w:pPr>
+            <w:r>
+              <w:rPr>
+                <w:b/>
+                <w:bCs/>
+                <w:color w:val="0F2B3C"/>
+                <w:sz w:val="18"/>
+                <w:szCs w:val="18"/>
+              </w:rPr>
+              <w:t xml:space="preserve">Student-Friendly Definition</w:t>
+            </w:r>
+          </w:p>
+        </w:tc>
+        <w:tc>
+          <w:tcPr>
+            <w:tcW w:type="dxa" w:w="2200"/>
+            <w:shd w:fill="EEF4F8" w:color="auto" w:val="clear"/>
+            <w:tcMar>
+              <w:top w:type="dxa" w:w="60"/>
+              <w:left w:type="dxa" w:w="100"/>
+              <w:bottom w:type="dxa" w:w="60"/>
+              <w:right w:type="dxa" w:w="100"/>
+            </w:tcMar>
+          </w:tcPr>
+          <w:p>
+            <w:pPr>
+              <w:spacing w:after="0" w:before="0"/>
+            </w:pPr>
+            <w:r>
+              <w:rPr>
+                <w:b/>
+                <w:bCs/>
+                <w:color w:val="0F2B3C"/>
+                <w:sz w:val="18"/>
+                <w:szCs w:val="18"/>
+              </w:rPr>
+              <w:t xml:space="preserve">Non-Example</w:t>
+            </w:r>
+          </w:p>
+        </w:tc>
+        <w:tc>
+          <w:tcPr>
+            <w:tcW w:type="dxa" w:w="2200"/>
+            <w:shd w:fill="EEF4F8" w:color="auto" w:val="clear"/>
+            <w:tcMar>
+              <w:top w:type="dxa" w:w="60"/>
+              <w:left w:type="dxa" w:w="100"/>
+              <w:bottom w:type="dxa" w:w="60"/>
+              <w:right w:type="dxa" w:w="100"/>
+            </w:tcMar>
+          </w:tcPr>
+          <w:p>
+            <w:pPr>
+              <w:spacing w:after="0" w:before="0"/>
+            </w:pPr>
+            <w:r>
+              <w:rPr>
+                <w:b/>
+                <w:bCs/>
+                <w:color w:val="0F2B3C"/>
+                <w:sz w:val="18"/>
+                <w:szCs w:val="18"/>
+              </w:rPr>
+              <w:t xml:space="preserve">Visual Clue</w:t>
+            </w:r>
+          </w:p>
+        </w:tc>
+      </w:tr>
+      <w:tr>
+        <w:trPr>
+          <w:cantSplit/>
+        </w:trPr>
+        <w:tc>
+          <w:tcPr>
+            <w:tcW w:type="dxa" w:w="1800"/>
+            <w:tcMar>
+              <w:top w:type="dxa" w:w="60"/>
+              <w:left w:type="dxa" w:w="100"/>
+              <w:bottom w:type="dxa" w:w="60"/>
+              <w:right w:type="dxa" w:w="100"/>
+            </w:tcMar>
+            <w:vAlign w:val="top"/>
+          </w:tcPr>
+          <w:p>
+            <w:pPr>
+              <w:spacing w:after="20" w:before="0"/>
+            </w:pPr>
+            <w:r>
+              <w:rPr>
+                <w:b/>
+                <w:bCs/>
+                <w:color w:val="0F2B3C"/>
+                <w:sz w:val="20"/>
+                <w:szCs w:val="20"/>
+              </w:rPr>
+              <w:t xml:space="preserve">estimate</w:t>
+            </w:r>
+          </w:p>
+          <w:p>
+            <w:pPr>
+              <w:spacing w:after="0" w:before="0"/>
+            </w:pPr>
+            <w:r>
+              <w:rPr>
+                <w:i/>
+                <w:iCs/>
+                <w:color w:val="5E6E7E"/>
+                <w:sz w:val="18"/>
+                <w:szCs w:val="18"/>
+              </w:rPr>
+              <w:t xml:space="preserve">estimación</w:t>
+            </w:r>
+          </w:p>
+        </w:tc>
+        <w:tc>
+          <w:tcPr>
+            <w:tcW w:type="dxa" w:w="3160"/>
+            <w:tcMar>
+              <w:top w:type="dxa" w:w="60"/>
+              <w:left w:type="dxa" w:w="100"/>
+              <w:bottom w:type="dxa" w:w="60"/>
+              <w:right w:type="dxa" w:w="100"/>
+            </w:tcMar>
+            <w:vAlign w:val="top"/>
+          </w:tcPr>
+          <w:p>
+            <w:pPr>
+              <w:spacing w:after="0" w:before="0"/>
+            </w:pPr>
+            <w:r>
+              <w:rPr>
+                <w:sz w:val="19"/>
+                <w:szCs w:val="19"/>
+              </w:rPr>
+              <w:t xml:space="preserve">A reasoned answer that is close enough to be useful, found without exact computation.</w:t>
+            </w:r>
+          </w:p>
+        </w:tc>
+        <w:tc>
+          <w:tcPr>
+            <w:tcW w:type="dxa" w:w="2200"/>
+            <w:tcMar>
+              <w:top w:type="dxa" w:w="60"/>
+              <w:left w:type="dxa" w:w="100"/>
+              <w:bottom w:type="dxa" w:w="60"/>
+              <w:right w:type="dxa" w:w="100"/>
+            </w:tcMar>
+            <w:vAlign w:val="top"/>
+          </w:tcPr>
+          <w:p>
+            <w:pPr>
+              <w:spacing w:after="30" w:before="0"/>
+            </w:pPr>
+            <w:r>
+              <w:rPr>
+                <w:i/>
+                <w:iCs/>
+                <w:color w:val="5E6E7E"/>
+                <w:sz w:val="18"/>
+                <w:szCs w:val="18"/>
+              </w:rPr>
+              <w:t xml:space="preserve">Not estimate: write a counter-example that does not fit the rule.</w:t>
+            </w:r>
+          </w:p>
+          <w:p>
+            <w:pPr>
+              <w:spacing w:after="50" w:before="0"/>
+            </w:pPr>
+            <w:r>
+              <w:rPr>
+                <w:color w:val="BBBBBB"/>
+                <w:sz w:val="18"/>
+                <w:szCs w:val="18"/>
+              </w:rPr>
+              <w:t xml:space="preserve">____________________________</w:t>
+            </w:r>
+          </w:p>
+        </w:tc>
+        <w:tc>
+          <w:tcPr>
+            <w:tcW w:type="dxa" w:w="2200"/>
+            <w:tcMar>
+              <w:top w:type="dxa" w:w="60"/>
+              <w:left w:type="dxa" w:w="100"/>
+              <w:bottom w:type="dxa" w:w="60"/>
+              <w:right w:type="dxa" w:w="100"/>
+            </w:tcMar>
+            <w:vAlign w:val="top"/>
+          </w:tcPr>
+          <w:p>
+            <w:pPr>
+              <w:spacing w:after="0" w:before="0"/>
+            </w:pPr>
+            <w:r>
+              <w:rPr>
+                <w:i/>
+                <w:iCs/>
+                <w:color w:val="5E6E7E"/>
+                <w:sz w:val="18"/>
+                <w:szCs w:val="18"/>
+              </w:rPr>
+              <w:t xml:space="preserve">8.6% of 216 ≈ 10% of 200 = 20 pounds of metal.</w:t>
+            </w:r>
+          </w:p>
+        </w:tc>
+      </w:tr>
+      <w:tr>
+        <w:trPr>
+          <w:cantSplit/>
+        </w:trPr>
+        <w:tc>
+          <w:tcPr>
+            <w:tcW w:type="dxa" w:w="1800"/>
+            <w:tcMar>
+              <w:top w:type="dxa" w:w="60"/>
+              <w:left w:type="dxa" w:w="100"/>
+              <w:bottom w:type="dxa" w:w="60"/>
+              <w:right w:type="dxa" w:w="100"/>
+            </w:tcMar>
+            <w:vAlign w:val="top"/>
+          </w:tcPr>
+          <w:p>
+            <w:pPr>
+              <w:spacing w:after="20" w:before="0"/>
+            </w:pPr>
+            <w:r>
+              <w:rPr>
+                <w:b/>
+                <w:bCs/>
+                <w:color w:val="0F2B3C"/>
+                <w:sz w:val="20"/>
+                <w:szCs w:val="20"/>
+              </w:rPr>
+              <w:t xml:space="preserve">benchmark percent</w:t>
+            </w:r>
+          </w:p>
+          <w:p>
+            <w:pPr>
+              <w:spacing w:after="0" w:before="0"/>
+            </w:pPr>
+            <w:r>
+              <w:rPr>
+                <w:i/>
+                <w:iCs/>
+                <w:color w:val="5E6E7E"/>
+                <w:sz w:val="18"/>
+                <w:szCs w:val="18"/>
+              </w:rPr>
+              <w:t xml:space="preserve">porcentaje de referencia</w:t>
+            </w:r>
+          </w:p>
+        </w:tc>
+        <w:tc>
+          <w:tcPr>
+            <w:tcW w:type="dxa" w:w="3160"/>
+            <w:tcMar>
+              <w:top w:type="dxa" w:w="60"/>
+              <w:left w:type="dxa" w:w="100"/>
+              <w:bottom w:type="dxa" w:w="60"/>
+              <w:right w:type="dxa" w:w="100"/>
+            </w:tcMar>
+            <w:vAlign w:val="top"/>
+          </w:tcPr>
+          <w:p>
+            <w:pPr>
+              <w:spacing w:after="0" w:before="0"/>
+            </w:pPr>
+            <w:r>
+              <w:rPr>
+                <w:sz w:val="19"/>
+                <w:szCs w:val="19"/>
+              </w:rPr>
+              <w:t xml:space="preserve">A friendly percent — 1%, 10%, 25%, 50%, 75%, 100% — used as a landmark for estimating.</w:t>
+            </w:r>
+          </w:p>
+        </w:tc>
+        <w:tc>
+          <w:tcPr>
+            <w:tcW w:type="dxa" w:w="2200"/>
+            <w:tcMar>
+              <w:top w:type="dxa" w:w="60"/>
+              <w:left w:type="dxa" w:w="100"/>
+              <w:bottom w:type="dxa" w:w="60"/>
+              <w:right w:type="dxa" w:w="100"/>
+            </w:tcMar>
+            <w:vAlign w:val="top"/>
+          </w:tcPr>
+          <w:p>
+            <w:pPr>
+              <w:spacing w:after="30" w:before="0"/>
+            </w:pPr>
+            <w:r>
+              <w:rPr>
+                <w:i/>
+                <w:iCs/>
+                <w:color w:val="5E6E7E"/>
+                <w:sz w:val="18"/>
+                <w:szCs w:val="18"/>
+              </w:rPr>
+              <w:t xml:space="preserve">Not benchmark percent: write a counter-example that does not fit the rule.</w:t>
+            </w:r>
+          </w:p>
+          <w:p>
+            <w:pPr>
+              <w:spacing w:after="50" w:before="0"/>
+            </w:pPr>
+            <w:r>
+              <w:rPr>
+                <w:color w:val="BBBBBB"/>
+                <w:sz w:val="18"/>
+                <w:szCs w:val="18"/>
+              </w:rPr>
+              <w:t xml:space="preserve">____________________________</w:t>
+            </w:r>
+          </w:p>
+        </w:tc>
+        <w:tc>
+          <w:tcPr>
+            <w:tcW w:type="dxa" w:w="2200"/>
+            <w:tcMar>
+              <w:top w:type="dxa" w:w="60"/>
+              <w:left w:type="dxa" w:w="100"/>
+              <w:bottom w:type="dxa" w:w="60"/>
+              <w:right w:type="dxa" w:w="100"/>
+            </w:tcMar>
+            <w:vAlign w:val="top"/>
+          </w:tcPr>
+          <w:p>
+            <w:pPr>
+              <w:spacing w:after="0" w:before="0"/>
+            </w:pPr>
+            <w:r>
+              <w:rPr>
+                <w:i/>
+                <w:iCs/>
+                <w:color w:val="5E6E7E"/>
+                <w:sz w:val="18"/>
+                <w:szCs w:val="18"/>
+              </w:rPr>
+              <w:t xml:space="preserve">1% · 10% · 25% · 50% · 75% · 100% — the landmarks you can find mentally.</w:t>
+            </w:r>
+          </w:p>
+        </w:tc>
+      </w:tr>
+      <w:tr>
+        <w:trPr>
+          <w:cantSplit/>
+        </w:trPr>
+        <w:tc>
+          <w:tcPr>
+            <w:tcW w:type="dxa" w:w="1800"/>
+            <w:tcMar>
+              <w:top w:type="dxa" w:w="60"/>
+              <w:left w:type="dxa" w:w="100"/>
+              <w:bottom w:type="dxa" w:w="60"/>
+              <w:right w:type="dxa" w:w="100"/>
+            </w:tcMar>
+            <w:vAlign w:val="top"/>
+          </w:tcPr>
+          <w:p>
+            <w:pPr>
+              <w:spacing w:after="20" w:before="0"/>
+            </w:pPr>
+            <w:r>
+              <w:rPr>
+                <w:b/>
+                <w:bCs/>
+                <w:color w:val="0F2B3C"/>
+                <w:sz w:val="20"/>
+                <w:szCs w:val="20"/>
+              </w:rPr>
+              <w:t xml:space="preserve">compatible numbers</w:t>
+            </w:r>
+          </w:p>
+          <w:p>
+            <w:pPr>
+              <w:spacing w:after="0" w:before="0"/>
+            </w:pPr>
+            <w:r>
+              <w:rPr>
+                <w:i/>
+                <w:iCs/>
+                <w:color w:val="5E6E7E"/>
+                <w:sz w:val="18"/>
+                <w:szCs w:val="18"/>
+              </w:rPr>
+              <w:t xml:space="preserve">números compatibles</w:t>
+            </w:r>
+          </w:p>
+        </w:tc>
+        <w:tc>
+          <w:tcPr>
+            <w:tcW w:type="dxa" w:w="3160"/>
+            <w:tcMar>
+              <w:top w:type="dxa" w:w="60"/>
+              <w:left w:type="dxa" w:w="100"/>
+              <w:bottom w:type="dxa" w:w="60"/>
+              <w:right w:type="dxa" w:w="100"/>
+            </w:tcMar>
+            <w:vAlign w:val="top"/>
+          </w:tcPr>
+          <w:p>
+            <w:pPr>
+              <w:spacing w:after="0" w:before="0"/>
+            </w:pPr>
+            <w:r>
+              <w:rPr>
+                <w:sz w:val="19"/>
+                <w:szCs w:val="19"/>
+              </w:rPr>
+              <w:t xml:space="preserve">Numbers close to the originals that are easy to compute with mentally.</w:t>
+            </w:r>
+          </w:p>
+        </w:tc>
+        <w:tc>
+          <w:tcPr>
+            <w:tcW w:type="dxa" w:w="2200"/>
+            <w:tcMar>
+              <w:top w:type="dxa" w:w="60"/>
+              <w:left w:type="dxa" w:w="100"/>
+              <w:bottom w:type="dxa" w:w="60"/>
+              <w:right w:type="dxa" w:w="100"/>
+            </w:tcMar>
+            <w:vAlign w:val="top"/>
+          </w:tcPr>
+          <w:p>
+            <w:pPr>
+              <w:spacing w:after="30" w:before="0"/>
+            </w:pPr>
+            <w:r>
+              <w:rPr>
+                <w:i/>
+                <w:iCs/>
+                <w:color w:val="5E6E7E"/>
+                <w:sz w:val="18"/>
+                <w:szCs w:val="18"/>
+              </w:rPr>
+              <w:t xml:space="preserve">Not compatible numbers: write a counter-example that does not fit the rule.</w:t>
+            </w:r>
+          </w:p>
+          <w:p>
+            <w:pPr>
+              <w:spacing w:after="50" w:before="0"/>
+            </w:pPr>
+            <w:r>
+              <w:rPr>
+                <w:color w:val="BBBBBB"/>
+                <w:sz w:val="18"/>
+                <w:szCs w:val="18"/>
+              </w:rPr>
+              <w:t xml:space="preserve">____________________________</w:t>
+            </w:r>
+          </w:p>
+        </w:tc>
+        <w:tc>
+          <w:tcPr>
+            <w:tcW w:type="dxa" w:w="2200"/>
+            <w:tcMar>
+              <w:top w:type="dxa" w:w="60"/>
+              <w:left w:type="dxa" w:w="100"/>
+              <w:bottom w:type="dxa" w:w="60"/>
+              <w:right w:type="dxa" w:w="100"/>
+            </w:tcMar>
+            <w:vAlign w:val="top"/>
+          </w:tcPr>
+          <w:p>
+            <w:pPr>
+              <w:spacing w:after="0" w:before="0"/>
+            </w:pPr>
+            <w:r>
+              <w:rPr>
+                <w:i/>
+                <w:iCs/>
+                <w:color w:val="5E6E7E"/>
+                <w:sz w:val="18"/>
+                <w:szCs w:val="18"/>
+              </w:rPr>
+              <w:t xml:space="preserve">8.6% of 216 → 10% of 220: both nudged to numbers that divide nicely.</w:t>
+            </w:r>
+          </w:p>
+        </w:tc>
+      </w:tr>
+      <w:tr>
+        <w:trPr>
+          <w:cantSplit/>
+        </w:trPr>
+        <w:tc>
+          <w:tcPr>
+            <w:tcW w:type="dxa" w:w="1800"/>
+            <w:tcMar>
+              <w:top w:type="dxa" w:w="60"/>
+              <w:left w:type="dxa" w:w="100"/>
+              <w:bottom w:type="dxa" w:w="60"/>
+              <w:right w:type="dxa" w:w="100"/>
+            </w:tcMar>
+            <w:vAlign w:val="top"/>
+          </w:tcPr>
+          <w:p>
+            <w:pPr>
+              <w:spacing w:after="20" w:before="0"/>
+            </w:pPr>
+            <w:r>
+              <w:rPr>
+                <w:b/>
+                <w:bCs/>
+                <w:color w:val="0F2B3C"/>
+                <w:sz w:val="20"/>
+                <w:szCs w:val="20"/>
+              </w:rPr>
+              <w:t xml:space="preserve">double number line</w:t>
+            </w:r>
+          </w:p>
+          <w:p>
+            <w:pPr>
+              <w:spacing w:after="0" w:before="0"/>
+            </w:pPr>
+            <w:r>
+              <w:rPr>
+                <w:i/>
+                <w:iCs/>
+                <w:color w:val="5E6E7E"/>
+                <w:sz w:val="18"/>
+                <w:szCs w:val="18"/>
+              </w:rPr>
+              <w:t xml:space="preserve">recta numérica doble</w:t>
+            </w:r>
+          </w:p>
+        </w:tc>
+        <w:tc>
+          <w:tcPr>
+            <w:tcW w:type="dxa" w:w="3160"/>
+            <w:tcMar>
+              <w:top w:type="dxa" w:w="60"/>
+              <w:left w:type="dxa" w:w="100"/>
+              <w:bottom w:type="dxa" w:w="60"/>
+              <w:right w:type="dxa" w:w="100"/>
+            </w:tcMar>
+            <w:vAlign w:val="top"/>
+          </w:tcPr>
+          <w:p>
+            <w:pPr>
+              <w:spacing w:after="0" w:before="0"/>
+            </w:pPr>
+            <w:r>
+              <w:rPr>
+                <w:sz w:val="19"/>
+                <w:szCs w:val="19"/>
+              </w:rPr>
+              <w:t xml:space="preserve">Two parallel number lines that pair amounts with their percents at the same positions.</w:t>
+            </w:r>
+          </w:p>
+        </w:tc>
+        <w:tc>
+          <w:tcPr>
+            <w:tcW w:type="dxa" w:w="2200"/>
+            <w:tcMar>
+              <w:top w:type="dxa" w:w="60"/>
+              <w:left w:type="dxa" w:w="100"/>
+              <w:bottom w:type="dxa" w:w="60"/>
+              <w:right w:type="dxa" w:w="100"/>
+            </w:tcMar>
+            <w:vAlign w:val="top"/>
+          </w:tcPr>
+          <w:p>
+            <w:pPr>
+              <w:spacing w:after="30" w:before="0"/>
+            </w:pPr>
+            <w:r>
+              <w:rPr>
+                <w:i/>
+                <w:iCs/>
+                <w:color w:val="5E6E7E"/>
+                <w:sz w:val="18"/>
+                <w:szCs w:val="18"/>
+              </w:rPr>
+              <w:t xml:space="preserve">Not double number line: write a counter-example that does not fit the rule.</w:t>
+            </w:r>
+          </w:p>
+          <w:p>
+            <w:pPr>
+              <w:spacing w:after="50" w:before="0"/>
+            </w:pPr>
+            <w:r>
+              <w:rPr>
+                <w:color w:val="BBBBBB"/>
+                <w:sz w:val="18"/>
+                <w:szCs w:val="18"/>
+              </w:rPr>
+              <w:t xml:space="preserve">____________________________</w:t>
+            </w:r>
+          </w:p>
+        </w:tc>
+        <w:tc>
+          <w:tcPr>
+            <w:tcW w:type="dxa" w:w="2200"/>
+            <w:tcMar>
+              <w:top w:type="dxa" w:w="60"/>
+              <w:left w:type="dxa" w:w="100"/>
+              <w:bottom w:type="dxa" w:w="60"/>
+              <w:right w:type="dxa" w:w="100"/>
+            </w:tcMar>
+            <w:vAlign w:val="top"/>
+          </w:tcPr>
+          <w:p>
+            <w:pPr>
+              <w:spacing w:after="0" w:before="0"/>
+            </w:pPr>
+            <w:r>
+              <w:rPr>
+                <w:i/>
+                <w:iCs/>
+                <w:color w:val="5E6E7E"/>
+                <w:sz w:val="18"/>
+                <w:szCs w:val="18"/>
+              </w:rPr>
+              <w:t xml:space="preserve">0 · 25% · 50% · 75% · 100% above; 0 · 1.5 · 3 · 4.5 · 6 GB below.</w:t>
+            </w:r>
+          </w:p>
+        </w:tc>
+      </w:tr>
+      <w:tr>
+        <w:trPr>
+          <w:cantSplit/>
+        </w:trPr>
+        <w:tc>
+          <w:tcPr>
+            <w:tcW w:type="dxa" w:w="1800"/>
+            <w:tcMar>
+              <w:top w:type="dxa" w:w="60"/>
+              <w:left w:type="dxa" w:w="100"/>
+              <w:bottom w:type="dxa" w:w="60"/>
+              <w:right w:type="dxa" w:w="100"/>
+            </w:tcMar>
+            <w:vAlign w:val="top"/>
+          </w:tcPr>
+          <w:p>
+            <w:pPr>
+              <w:spacing w:after="20" w:before="0"/>
+            </w:pPr>
+            <w:r>
+              <w:rPr>
+                <w:b/>
+                <w:bCs/>
+                <w:color w:val="0F2B3C"/>
+                <w:sz w:val="20"/>
+                <w:szCs w:val="20"/>
+              </w:rPr>
+              <w:t xml:space="preserve">the whole</w:t>
+            </w:r>
+          </w:p>
+          <w:p>
+            <w:pPr>
+              <w:spacing w:after="0" w:before="0"/>
+            </w:pPr>
+            <w:r>
+              <w:rPr>
+                <w:i/>
+                <w:iCs/>
+                <w:color w:val="5E6E7E"/>
+                <w:sz w:val="18"/>
+                <w:szCs w:val="18"/>
+              </w:rPr>
+              <w:t xml:space="preserve">el todo</w:t>
+            </w:r>
+          </w:p>
+        </w:tc>
+        <w:tc>
+          <w:tcPr>
+            <w:tcW w:type="dxa" w:w="3160"/>
+            <w:tcMar>
+              <w:top w:type="dxa" w:w="60"/>
+              <w:left w:type="dxa" w:w="100"/>
+              <w:bottom w:type="dxa" w:w="60"/>
+              <w:right w:type="dxa" w:w="100"/>
+            </w:tcMar>
+            <w:vAlign w:val="top"/>
+          </w:tcPr>
+          <w:p>
+            <w:pPr>
+              <w:spacing w:after="0" w:before="0"/>
+            </w:pPr>
+            <w:r>
+              <w:rPr>
+                <w:sz w:val="19"/>
+                <w:szCs w:val="19"/>
+              </w:rPr>
+              <w:t xml:space="preserve">The quantity that counts as 100% in a problem — and it can change between questions.</w:t>
+            </w:r>
+          </w:p>
+        </w:tc>
+        <w:tc>
+          <w:tcPr>
+            <w:tcW w:type="dxa" w:w="2200"/>
+            <w:tcMar>
+              <w:top w:type="dxa" w:w="60"/>
+              <w:left w:type="dxa" w:w="100"/>
+              <w:bottom w:type="dxa" w:w="60"/>
+              <w:right w:type="dxa" w:w="100"/>
+            </w:tcMar>
+            <w:vAlign w:val="top"/>
+          </w:tcPr>
+          <w:p>
+            <w:pPr>
+              <w:spacing w:after="30" w:before="0"/>
+            </w:pPr>
+            <w:r>
+              <w:rPr>
+                <w:i/>
+                <w:iCs/>
+                <w:color w:val="5E6E7E"/>
+                <w:sz w:val="18"/>
+                <w:szCs w:val="18"/>
+              </w:rPr>
+              <w:t xml:space="preserve">Not the whole: write a counter-example that does not fit the rule.</w:t>
+            </w:r>
+          </w:p>
+          <w:p>
+            <w:pPr>
+              <w:spacing w:after="50" w:before="0"/>
+            </w:pPr>
+            <w:r>
+              <w:rPr>
+                <w:color w:val="BBBBBB"/>
+                <w:sz w:val="18"/>
+                <w:szCs w:val="18"/>
+              </w:rPr>
+              <w:t xml:space="preserve">____________________________</w:t>
+            </w:r>
+          </w:p>
+        </w:tc>
+        <w:tc>
+          <w:tcPr>
+            <w:tcW w:type="dxa" w:w="2200"/>
+            <w:tcMar>
+              <w:top w:type="dxa" w:w="60"/>
+              <w:left w:type="dxa" w:w="100"/>
+              <w:bottom w:type="dxa" w:w="60"/>
+              <w:right w:type="dxa" w:w="100"/>
+            </w:tcMar>
+            <w:vAlign w:val="top"/>
+          </w:tcPr>
+          <w:p>
+            <w:pPr>
+              <w:spacing w:after="0" w:before="0"/>
+            </w:pPr>
+            <w:r>
+              <w:rPr>
+                <w:i/>
+                <w:iCs/>
+                <w:color w:val="5E6E7E"/>
+                <w:sz w:val="18"/>
+                <w:szCs w:val="18"/>
+              </w:rPr>
+              <w:t xml:space="preserve">“Of the USED storage” makes 4 GB the whole — not the 6 GB total.</w:t>
+            </w:r>
+          </w:p>
+        </w:tc>
+      </w:tr>
+      <w:tr>
+        <w:trPr>
+          <w:cantSplit/>
+        </w:trPr>
+        <w:tc>
+          <w:tcPr>
+            <w:tcW w:type="dxa" w:w="1800"/>
+            <w:tcMar>
+              <w:top w:type="dxa" w:w="60"/>
+              <w:left w:type="dxa" w:w="100"/>
+              <w:bottom w:type="dxa" w:w="60"/>
+              <w:right w:type="dxa" w:w="100"/>
+            </w:tcMar>
+            <w:vAlign w:val="top"/>
+          </w:tcPr>
+          <w:p>
+            <w:pPr>
+              <w:spacing w:after="20" w:before="0"/>
+            </w:pPr>
+            <w:r>
+              <w:rPr>
+                <w:b/>
+                <w:bCs/>
+                <w:color w:val="0F2B3C"/>
+                <w:sz w:val="20"/>
+                <w:szCs w:val="20"/>
+              </w:rPr>
+              <w:t xml:space="preserve">Decompose</w:t>
+            </w:r>
+          </w:p>
+          <w:p>
+            <w:pPr>
+              <w:spacing w:after="0" w:before="0"/>
+            </w:pPr>
+            <w:r>
+              <w:rPr>
+                <w:i/>
+                <w:iCs/>
+                <w:color w:val="5E6E7E"/>
+                <w:sz w:val="18"/>
+                <w:szCs w:val="18"/>
+              </w:rPr>
+              <w:t xml:space="preserve">Descomponer</w:t>
+            </w:r>
+          </w:p>
+        </w:tc>
+        <w:tc>
+          <w:tcPr>
+            <w:tcW w:type="dxa" w:w="3160"/>
+            <w:tcMar>
+              <w:top w:type="dxa" w:w="60"/>
+              <w:left w:type="dxa" w:w="100"/>
+              <w:bottom w:type="dxa" w:w="60"/>
+              <w:right w:type="dxa" w:w="100"/>
+            </w:tcMar>
+            <w:vAlign w:val="top"/>
+          </w:tcPr>
+          <w:p>
+            <w:pPr>
+              <w:spacing w:after="0" w:before="0"/>
+            </w:pPr>
+            <w:r>
+              <w:rPr>
+                <w:sz w:val="19"/>
+                <w:szCs w:val="19"/>
+              </w:rPr>
+              <w:t xml:space="preserve">Break a percent into friendly pieces that are easy to find.</w:t>
+            </w:r>
+          </w:p>
+        </w:tc>
+        <w:tc>
+          <w:tcPr>
+            <w:tcW w:type="dxa" w:w="2200"/>
+            <w:tcMar>
+              <w:top w:type="dxa" w:w="60"/>
+              <w:left w:type="dxa" w:w="100"/>
+              <w:bottom w:type="dxa" w:w="60"/>
+              <w:right w:type="dxa" w:w="100"/>
+            </w:tcMar>
+            <w:vAlign w:val="top"/>
+          </w:tcPr>
+          <w:p>
+            <w:pPr>
+              <w:spacing w:after="30" w:before="0"/>
+            </w:pPr>
+            <w:r>
+              <w:rPr>
+                <w:i/>
+                <w:iCs/>
+                <w:color w:val="5E6E7E"/>
+                <w:sz w:val="18"/>
+                <w:szCs w:val="18"/>
+              </w:rPr>
+              <w:t xml:space="preserve">Not Decompose: write a counter-example that does not fit the rule.</w:t>
+            </w:r>
+          </w:p>
+          <w:p>
+            <w:pPr>
+              <w:spacing w:after="50" w:before="0"/>
+            </w:pPr>
+            <w:r>
+              <w:rPr>
+                <w:color w:val="BBBBBB"/>
+                <w:sz w:val="18"/>
+                <w:szCs w:val="18"/>
+              </w:rPr>
+              <w:t xml:space="preserve">____________________________</w:t>
+            </w:r>
+          </w:p>
+        </w:tc>
+        <w:tc>
+          <w:tcPr>
+            <w:tcW w:type="dxa" w:w="2200"/>
+            <w:tcMar>
+              <w:top w:type="dxa" w:w="60"/>
+              <w:left w:type="dxa" w:w="100"/>
+              <w:bottom w:type="dxa" w:w="60"/>
+              <w:right w:type="dxa" w:w="100"/>
+            </w:tcMar>
+            <w:vAlign w:val="top"/>
+          </w:tcPr>
+          <w:p>
+            <w:pPr>
+              <w:spacing w:after="0" w:before="0"/>
+            </w:pPr>
+            <w:r>
+              <w:rPr>
+                <w:i/>
+                <w:iCs/>
+                <w:color w:val="5E6E7E"/>
+                <w:sz w:val="18"/>
+                <w:szCs w:val="18"/>
+              </w:rPr>
+              <w:t xml:space="preserve">15% = 10% + 5%</w:t>
+            </w:r>
+          </w:p>
+        </w:tc>
+      </w:tr>
+    </w:tbl>
+    <w:p>
+      <w:pPr>
+        <w:spacing w:after="120" w:before="140"/>
       </w:pPr>
       <w:r>
         <w:rPr>
@@ -157,169 +1133,1301 @@
         <w:t xml:space="preserve">Usa un punto de referencia a la vez.</w:t>
       </w:r>
     </w:p>
-    <w:p>
-      <w:pPr>
-        <w:spacing w:after="40" w:before="0"/>
-      </w:pPr>
-      <w:r>
-        <w:rPr>
-          <w:sz w:val="22"/>
-          <w:szCs w:val="22"/>
-        </w:rPr>
-        <w:t xml:space="preserve">1.  50% means half. What is 50% of 40?</w:t>
-      </w:r>
-    </w:p>
+    <w:tbl>
+      <w:tblPr>
+        <w:tblW w:type="dxa" w:w="9360"/>
+        <w:tblBorders>
+          <w:top w:val="single" w:color="C7D2DD" w:sz="6"/>
+          <w:left w:val="single" w:color="C7D2DD" w:sz="6"/>
+          <w:bottom w:val="single" w:color="C7D2DD" w:sz="6"/>
+          <w:right w:val="single" w:color="C7D2DD" w:sz="6"/>
+          <w:insideH w:val="single" w:color="C7D2DD" w:sz="6"/>
+          <w:insideV w:val="single" w:color="C7D2DD" w:sz="6"/>
+        </w:tblBorders>
+      </w:tblPr>
+      <w:tblGrid>
+        <w:gridCol w:w="2800"/>
+        <w:gridCol w:w="3560"/>
+        <w:gridCol w:w="3000"/>
+      </w:tblGrid>
+      <w:tr>
+        <w:trPr>
+          <w:cantSplit/>
+          <w:tblHeader/>
+        </w:trPr>
+        <w:tc>
+          <w:tcPr>
+            <w:tcW w:type="dxa" w:w="2800"/>
+            <w:shd w:fill="EEF4F8" w:color="auto" w:val="clear"/>
+            <w:tcMar>
+              <w:top w:type="dxa" w:w="60"/>
+              <w:left w:type="dxa" w:w="100"/>
+              <w:bottom w:type="dxa" w:w="60"/>
+              <w:right w:type="dxa" w:w="100"/>
+            </w:tcMar>
+          </w:tcPr>
+          <w:p>
+            <w:pPr>
+              <w:spacing w:after="0" w:before="0"/>
+            </w:pPr>
+            <w:r>
+              <w:rPr>
+                <w:b/>
+                <w:bCs/>
+                <w:color w:val="0F2B3C"/>
+                <w:sz w:val="16"/>
+                <w:szCs w:val="16"/>
+              </w:rPr>
+              <w:t xml:space="preserve">CORE PROBLEM / GIVEN REPRESENTATION</w:t>
+            </w:r>
+          </w:p>
+        </w:tc>
+        <w:tc>
+          <w:tcPr>
+            <w:tcW w:type="dxa" w:w="3560"/>
+            <w:shd w:fill="EEF4F8" w:color="auto" w:val="clear"/>
+            <w:tcMar>
+              <w:top w:type="dxa" w:w="60"/>
+              <w:left w:type="dxa" w:w="100"/>
+              <w:bottom w:type="dxa" w:w="60"/>
+              <w:right w:type="dxa" w:w="100"/>
+            </w:tcMar>
+          </w:tcPr>
+          <w:p>
+            <w:pPr>
+              <w:spacing w:after="0" w:before="0"/>
+            </w:pPr>
+            <w:r>
+              <w:rPr>
+                <w:b/>
+                <w:bCs/>
+                <w:color w:val="0F2B3C"/>
+                <w:sz w:val="16"/>
+                <w:szCs w:val="16"/>
+              </w:rPr>
+              <w:t xml:space="preserve">WORKING SPACE / CALCULATION STEPS</w:t>
+            </w:r>
+          </w:p>
+        </w:tc>
+        <w:tc>
+          <w:tcPr>
+            <w:tcW w:type="dxa" w:w="3000"/>
+            <w:shd w:fill="FBF3E2" w:color="auto" w:val="clear"/>
+            <w:tcMar>
+              <w:top w:type="dxa" w:w="60"/>
+              <w:left w:type="dxa" w:w="100"/>
+              <w:bottom w:type="dxa" w:w="60"/>
+              <w:right w:type="dxa" w:w="100"/>
+            </w:tcMar>
+          </w:tcPr>
+          <w:p>
+            <w:pPr>
+              <w:spacing w:after="0" w:before="0"/>
+            </w:pPr>
+            <w:r>
+              <w:rPr>
+                <w:b/>
+                <w:bCs/>
+                <w:color w:val="7A5400"/>
+                <w:sz w:val="16"/>
+                <w:szCs w:val="16"/>
+              </w:rPr>
+              <w:t xml:space="preserve">EXPLAIN YOUR REASONING</w:t>
+            </w:r>
+          </w:p>
+        </w:tc>
+      </w:tr>
+      <w:tr>
+        <w:trPr>
+          <w:cantSplit/>
+        </w:trPr>
+        <w:tc>
+          <w:tcPr>
+            <w:tcW w:type="dxa" w:w="2800"/>
+            <w:tcMar>
+              <w:top w:type="dxa" w:w="80"/>
+              <w:left w:type="dxa" w:w="100"/>
+              <w:bottom w:type="dxa" w:w="80"/>
+              <w:right w:type="dxa" w:w="100"/>
+            </w:tcMar>
+            <w:vAlign w:val="top"/>
+          </w:tcPr>
+          <w:p>
+            <w:pPr>
+              <w:spacing w:after="40" w:before="0"/>
+            </w:pPr>
+            <w:r>
+              <w:rPr>
+                <w:b/>
+                <w:bCs/>
+                <w:color w:val="0F2B3C"/>
+                <w:sz w:val="20"/>
+                <w:szCs w:val="20"/>
+              </w:rPr>
+              <w:t xml:space="preserve">1.  50% means half. What is 50% of 40?</w:t>
+            </w:r>
+          </w:p>
+          <w:p>
+            <w:pPr>
+              <w:spacing w:after="40" w:before="0"/>
+            </w:pPr>
+            <w:r>
+              <w:rPr>
+                <w:i/>
+                <w:iCs/>
+                <w:color w:val="3F4D5C"/>
+                <w:sz w:val="20"/>
+                <w:szCs w:val="20"/>
+              </w:rPr>
+              <w:t xml:space="preserve">A. 50% significa la mitad. ¿Cuánto es el 50% de 40?</w:t>
+            </w:r>
+          </w:p>
+        </w:tc>
+        <w:tc>
+          <w:tcPr>
+            <w:tcW w:type="dxa" w:w="3560"/>
+            <w:tcMar>
+              <w:top w:type="dxa" w:w="80"/>
+              <w:left w:type="dxa" w:w="100"/>
+              <w:bottom w:type="dxa" w:w="80"/>
+              <w:right w:type="dxa" w:w="100"/>
+            </w:tcMar>
+            <w:vAlign w:val="top"/>
+          </w:tcPr>
+          <w:p>
+            <w:pPr>
+              <w:spacing w:after="50" w:before="0"/>
+            </w:pPr>
+            <w:r>
+              <w:rPr>
+                <w:color w:val="BBBBBB"/>
+                <w:sz w:val="18"/>
+                <w:szCs w:val="18"/>
+              </w:rPr>
+              <w:t xml:space="preserve">____________________________</w:t>
+            </w:r>
+          </w:p>
+          <w:p>
+            <w:pPr>
+              <w:spacing w:after="50" w:before="0"/>
+            </w:pPr>
+            <w:r>
+              <w:rPr>
+                <w:color w:val="BBBBBB"/>
+                <w:sz w:val="18"/>
+                <w:szCs w:val="18"/>
+              </w:rPr>
+              <w:t xml:space="preserve">____________________________</w:t>
+            </w:r>
+          </w:p>
+          <w:p>
+            <w:pPr>
+              <w:spacing w:after="50" w:before="0"/>
+            </w:pPr>
+            <w:r>
+              <w:rPr>
+                <w:color w:val="BBBBBB"/>
+                <w:sz w:val="18"/>
+                <w:szCs w:val="18"/>
+              </w:rPr>
+              <w:t xml:space="preserve">____________________________</w:t>
+            </w:r>
+          </w:p>
+          <w:p>
+            <w:pPr>
+              <w:spacing w:after="50" w:before="0"/>
+            </w:pPr>
+            <w:r>
+              <w:rPr>
+                <w:color w:val="BBBBBB"/>
+                <w:sz w:val="18"/>
+                <w:szCs w:val="18"/>
+              </w:rPr>
+              <w:t xml:space="preserve">____________________________</w:t>
+            </w:r>
+          </w:p>
+        </w:tc>
+        <w:tc>
+          <w:tcPr>
+            <w:tcW w:type="dxa" w:w="3000"/>
+            <w:shd w:fill="FBF3E2" w:color="auto" w:val="clear"/>
+            <w:tcMar>
+              <w:top w:type="dxa" w:w="80"/>
+              <w:left w:type="dxa" w:w="100"/>
+              <w:bottom w:type="dxa" w:w="80"/>
+              <w:right w:type="dxa" w:w="100"/>
+            </w:tcMar>
+            <w:vAlign w:val="top"/>
+          </w:tcPr>
+          <w:p>
+            <w:pPr>
+              <w:spacing w:after="30" w:before="0"/>
+            </w:pPr>
+            <w:r>
+              <w:rPr>
+                <w:b/>
+                <w:bCs/>
+                <w:color w:val="0F2B3C"/>
+                <w:sz w:val="18"/>
+                <w:szCs w:val="18"/>
+              </w:rPr>
+              <w:t xml:space="preserve">Because... ________________</w:t>
+            </w:r>
+          </w:p>
+          <w:p>
+            <w:pPr>
+              <w:spacing w:after="50" w:before="0"/>
+            </w:pPr>
+            <w:r>
+              <w:rPr>
+                <w:color w:val="BBBBBB"/>
+                <w:sz w:val="18"/>
+                <w:szCs w:val="18"/>
+              </w:rPr>
+              <w:t xml:space="preserve">____________________________</w:t>
+            </w:r>
+          </w:p>
+          <w:p>
+            <w:pPr>
+              <w:spacing w:after="30" w:before="40"/>
+            </w:pPr>
+            <w:r>
+              <w:rPr>
+                <w:b/>
+                <w:bCs/>
+                <w:color w:val="1A6FB5"/>
+                <w:sz w:val="18"/>
+                <w:szCs w:val="18"/>
+              </w:rPr>
+              <w:t xml:space="preserve">Although... _______________</w:t>
+            </w:r>
+          </w:p>
+          <w:p>
+            <w:pPr>
+              <w:spacing w:after="50" w:before="0"/>
+            </w:pPr>
+            <w:r>
+              <w:rPr>
+                <w:color w:val="BBBBBB"/>
+                <w:sz w:val="18"/>
+                <w:szCs w:val="18"/>
+              </w:rPr>
+              <w:t xml:space="preserve">____________________________</w:t>
+            </w:r>
+          </w:p>
+          <w:p>
+            <w:pPr>
+              <w:spacing w:after="30" w:before="40"/>
+            </w:pPr>
+            <w:r>
+              <w:rPr>
+                <w:b/>
+                <w:bCs/>
+                <w:color w:val="7A5400"/>
+                <w:sz w:val="18"/>
+                <w:szCs w:val="18"/>
+              </w:rPr>
+              <w:t xml:space="preserve">Therefore... ______________</w:t>
+            </w:r>
+          </w:p>
+          <w:p>
+            <w:pPr>
+              <w:spacing w:after="50" w:before="0"/>
+            </w:pPr>
+            <w:r>
+              <w:rPr>
+                <w:color w:val="BBBBBB"/>
+                <w:sz w:val="18"/>
+                <w:szCs w:val="18"/>
+              </w:rPr>
+              <w:t xml:space="preserve">____________________________</w:t>
+            </w:r>
+          </w:p>
+        </w:tc>
+      </w:tr>
+    </w:tbl>
     <w:p>
       <w:pPr>
         <w:spacing w:after="60" w:before="0"/>
       </w:pPr>
       <w:r>
-        <w:rPr>
-          <w:i/>
-          <w:iCs/>
-          <w:color w:val="3F4D5C"/>
-          <w:sz w:val="20"/>
-          <w:szCs w:val="20"/>
-        </w:rPr>
-        <w:t xml:space="preserve">A. 50% significa la mitad. ¿Cuánto es el 50% de 40?</w:t>
-      </w:r>
-    </w:p>
-    <w:p>
-      <w:pPr>
-        <w:spacing w:after="80" w:before="0"/>
-      </w:pPr>
-      <w:r>
-        <w:rPr>
-          <w:color w:val="BBBBBB"/>
-        </w:rPr>
-        <w:t xml:space="preserve">____________________________________________________</w:t>
-      </w:r>
-    </w:p>
-    <w:p>
-      <w:pPr>
-        <w:spacing w:after="40" w:before="0"/>
-      </w:pPr>
-      <w:r>
-        <w:rPr>
-          <w:sz w:val="22"/>
-          <w:szCs w:val="22"/>
-        </w:rPr>
-        <w:t xml:space="preserve">2.  25% means one fourth. What is 25% of 20?</w:t>
-      </w:r>
-    </w:p>
+        <w:t xml:space="preserve"/>
+      </w:r>
+    </w:p>
+    <w:tbl>
+      <w:tblPr>
+        <w:tblW w:type="dxa" w:w="9360"/>
+        <w:tblBorders>
+          <w:top w:val="single" w:color="C7D2DD" w:sz="6"/>
+          <w:left w:val="single" w:color="C7D2DD" w:sz="6"/>
+          <w:bottom w:val="single" w:color="C7D2DD" w:sz="6"/>
+          <w:right w:val="single" w:color="C7D2DD" w:sz="6"/>
+          <w:insideH w:val="single" w:color="C7D2DD" w:sz="6"/>
+          <w:insideV w:val="single" w:color="C7D2DD" w:sz="6"/>
+        </w:tblBorders>
+      </w:tblPr>
+      <w:tblGrid>
+        <w:gridCol w:w="2800"/>
+        <w:gridCol w:w="3560"/>
+        <w:gridCol w:w="3000"/>
+      </w:tblGrid>
+      <w:tr>
+        <w:trPr>
+          <w:cantSplit/>
+          <w:tblHeader/>
+        </w:trPr>
+        <w:tc>
+          <w:tcPr>
+            <w:tcW w:type="dxa" w:w="2800"/>
+            <w:shd w:fill="EEF4F8" w:color="auto" w:val="clear"/>
+            <w:tcMar>
+              <w:top w:type="dxa" w:w="60"/>
+              <w:left w:type="dxa" w:w="100"/>
+              <w:bottom w:type="dxa" w:w="60"/>
+              <w:right w:type="dxa" w:w="100"/>
+            </w:tcMar>
+          </w:tcPr>
+          <w:p>
+            <w:pPr>
+              <w:spacing w:after="0" w:before="0"/>
+            </w:pPr>
+            <w:r>
+              <w:rPr>
+                <w:b/>
+                <w:bCs/>
+                <w:color w:val="0F2B3C"/>
+                <w:sz w:val="16"/>
+                <w:szCs w:val="16"/>
+              </w:rPr>
+              <w:t xml:space="preserve">CORE PROBLEM / GIVEN REPRESENTATION</w:t>
+            </w:r>
+          </w:p>
+        </w:tc>
+        <w:tc>
+          <w:tcPr>
+            <w:tcW w:type="dxa" w:w="3560"/>
+            <w:shd w:fill="EEF4F8" w:color="auto" w:val="clear"/>
+            <w:tcMar>
+              <w:top w:type="dxa" w:w="60"/>
+              <w:left w:type="dxa" w:w="100"/>
+              <w:bottom w:type="dxa" w:w="60"/>
+              <w:right w:type="dxa" w:w="100"/>
+            </w:tcMar>
+          </w:tcPr>
+          <w:p>
+            <w:pPr>
+              <w:spacing w:after="0" w:before="0"/>
+            </w:pPr>
+            <w:r>
+              <w:rPr>
+                <w:b/>
+                <w:bCs/>
+                <w:color w:val="0F2B3C"/>
+                <w:sz w:val="16"/>
+                <w:szCs w:val="16"/>
+              </w:rPr>
+              <w:t xml:space="preserve">WORKING SPACE / CALCULATION STEPS</w:t>
+            </w:r>
+          </w:p>
+        </w:tc>
+        <w:tc>
+          <w:tcPr>
+            <w:tcW w:type="dxa" w:w="3000"/>
+            <w:shd w:fill="FBF3E2" w:color="auto" w:val="clear"/>
+            <w:tcMar>
+              <w:top w:type="dxa" w:w="60"/>
+              <w:left w:type="dxa" w:w="100"/>
+              <w:bottom w:type="dxa" w:w="60"/>
+              <w:right w:type="dxa" w:w="100"/>
+            </w:tcMar>
+          </w:tcPr>
+          <w:p>
+            <w:pPr>
+              <w:spacing w:after="0" w:before="0"/>
+            </w:pPr>
+            <w:r>
+              <w:rPr>
+                <w:b/>
+                <w:bCs/>
+                <w:color w:val="7A5400"/>
+                <w:sz w:val="16"/>
+                <w:szCs w:val="16"/>
+              </w:rPr>
+              <w:t xml:space="preserve">EXPLAIN YOUR REASONING</w:t>
+            </w:r>
+          </w:p>
+        </w:tc>
+      </w:tr>
+      <w:tr>
+        <w:trPr>
+          <w:cantSplit/>
+        </w:trPr>
+        <w:tc>
+          <w:tcPr>
+            <w:tcW w:type="dxa" w:w="2800"/>
+            <w:tcMar>
+              <w:top w:type="dxa" w:w="80"/>
+              <w:left w:type="dxa" w:w="100"/>
+              <w:bottom w:type="dxa" w:w="80"/>
+              <w:right w:type="dxa" w:w="100"/>
+            </w:tcMar>
+            <w:vAlign w:val="top"/>
+          </w:tcPr>
+          <w:p>
+            <w:pPr>
+              <w:spacing w:after="40" w:before="0"/>
+            </w:pPr>
+            <w:r>
+              <w:rPr>
+                <w:b/>
+                <w:bCs/>
+                <w:color w:val="0F2B3C"/>
+                <w:sz w:val="20"/>
+                <w:szCs w:val="20"/>
+              </w:rPr>
+              <w:t xml:space="preserve">2.  25% means one fourth. What is 25% of 20?</w:t>
+            </w:r>
+          </w:p>
+          <w:p>
+            <w:pPr>
+              <w:spacing w:after="40" w:before="0"/>
+            </w:pPr>
+            <w:r>
+              <w:rPr>
+                <w:i/>
+                <w:iCs/>
+                <w:color w:val="3F4D5C"/>
+                <w:sz w:val="20"/>
+                <w:szCs w:val="20"/>
+              </w:rPr>
+              <w:t xml:space="preserve">B. 25% significa un cuarto. ¿Cuánto es el 25% de 20?</w:t>
+            </w:r>
+          </w:p>
+        </w:tc>
+        <w:tc>
+          <w:tcPr>
+            <w:tcW w:type="dxa" w:w="3560"/>
+            <w:tcMar>
+              <w:top w:type="dxa" w:w="80"/>
+              <w:left w:type="dxa" w:w="100"/>
+              <w:bottom w:type="dxa" w:w="80"/>
+              <w:right w:type="dxa" w:w="100"/>
+            </w:tcMar>
+            <w:vAlign w:val="top"/>
+          </w:tcPr>
+          <w:p>
+            <w:pPr>
+              <w:spacing w:after="50" w:before="0"/>
+            </w:pPr>
+            <w:r>
+              <w:rPr>
+                <w:color w:val="BBBBBB"/>
+                <w:sz w:val="18"/>
+                <w:szCs w:val="18"/>
+              </w:rPr>
+              <w:t xml:space="preserve">____________________________</w:t>
+            </w:r>
+          </w:p>
+          <w:p>
+            <w:pPr>
+              <w:spacing w:after="50" w:before="0"/>
+            </w:pPr>
+            <w:r>
+              <w:rPr>
+                <w:color w:val="BBBBBB"/>
+                <w:sz w:val="18"/>
+                <w:szCs w:val="18"/>
+              </w:rPr>
+              <w:t xml:space="preserve">____________________________</w:t>
+            </w:r>
+          </w:p>
+          <w:p>
+            <w:pPr>
+              <w:spacing w:after="50" w:before="0"/>
+            </w:pPr>
+            <w:r>
+              <w:rPr>
+                <w:color w:val="BBBBBB"/>
+                <w:sz w:val="18"/>
+                <w:szCs w:val="18"/>
+              </w:rPr>
+              <w:t xml:space="preserve">____________________________</w:t>
+            </w:r>
+          </w:p>
+          <w:p>
+            <w:pPr>
+              <w:spacing w:after="50" w:before="0"/>
+            </w:pPr>
+            <w:r>
+              <w:rPr>
+                <w:color w:val="BBBBBB"/>
+                <w:sz w:val="18"/>
+                <w:szCs w:val="18"/>
+              </w:rPr>
+              <w:t xml:space="preserve">____________________________</w:t>
+            </w:r>
+          </w:p>
+        </w:tc>
+        <w:tc>
+          <w:tcPr>
+            <w:tcW w:type="dxa" w:w="3000"/>
+            <w:shd w:fill="FBF3E2" w:color="auto" w:val="clear"/>
+            <w:tcMar>
+              <w:top w:type="dxa" w:w="80"/>
+              <w:left w:type="dxa" w:w="100"/>
+              <w:bottom w:type="dxa" w:w="80"/>
+              <w:right w:type="dxa" w:w="100"/>
+            </w:tcMar>
+            <w:vAlign w:val="top"/>
+          </w:tcPr>
+          <w:p>
+            <w:pPr>
+              <w:spacing w:after="30" w:before="0"/>
+            </w:pPr>
+            <w:r>
+              <w:rPr>
+                <w:b/>
+                <w:bCs/>
+                <w:color w:val="0F2B3C"/>
+                <w:sz w:val="18"/>
+                <w:szCs w:val="18"/>
+              </w:rPr>
+              <w:t xml:space="preserve">Because... ________________</w:t>
+            </w:r>
+          </w:p>
+          <w:p>
+            <w:pPr>
+              <w:spacing w:after="50" w:before="0"/>
+            </w:pPr>
+            <w:r>
+              <w:rPr>
+                <w:color w:val="BBBBBB"/>
+                <w:sz w:val="18"/>
+                <w:szCs w:val="18"/>
+              </w:rPr>
+              <w:t xml:space="preserve">____________________________</w:t>
+            </w:r>
+          </w:p>
+          <w:p>
+            <w:pPr>
+              <w:spacing w:after="30" w:before="40"/>
+            </w:pPr>
+            <w:r>
+              <w:rPr>
+                <w:b/>
+                <w:bCs/>
+                <w:color w:val="1A6FB5"/>
+                <w:sz w:val="18"/>
+                <w:szCs w:val="18"/>
+              </w:rPr>
+              <w:t xml:space="preserve">Although... _______________</w:t>
+            </w:r>
+          </w:p>
+          <w:p>
+            <w:pPr>
+              <w:spacing w:after="50" w:before="0"/>
+            </w:pPr>
+            <w:r>
+              <w:rPr>
+                <w:color w:val="BBBBBB"/>
+                <w:sz w:val="18"/>
+                <w:szCs w:val="18"/>
+              </w:rPr>
+              <w:t xml:space="preserve">____________________________</w:t>
+            </w:r>
+          </w:p>
+          <w:p>
+            <w:pPr>
+              <w:spacing w:after="30" w:before="40"/>
+            </w:pPr>
+            <w:r>
+              <w:rPr>
+                <w:b/>
+                <w:bCs/>
+                <w:color w:val="7A5400"/>
+                <w:sz w:val="18"/>
+                <w:szCs w:val="18"/>
+              </w:rPr>
+              <w:t xml:space="preserve">Therefore... ______________</w:t>
+            </w:r>
+          </w:p>
+          <w:p>
+            <w:pPr>
+              <w:spacing w:after="50" w:before="0"/>
+            </w:pPr>
+            <w:r>
+              <w:rPr>
+                <w:color w:val="BBBBBB"/>
+                <w:sz w:val="18"/>
+                <w:szCs w:val="18"/>
+              </w:rPr>
+              <w:t xml:space="preserve">____________________________</w:t>
+            </w:r>
+          </w:p>
+        </w:tc>
+      </w:tr>
+    </w:tbl>
     <w:p>
       <w:pPr>
         <w:spacing w:after="60" w:before="0"/>
       </w:pPr>
       <w:r>
-        <w:rPr>
-          <w:i/>
-          <w:iCs/>
-          <w:color w:val="3F4D5C"/>
-          <w:sz w:val="20"/>
-          <w:szCs w:val="20"/>
-        </w:rPr>
-        <w:t xml:space="preserve">B. 25% significa un cuarto. ¿Cuánto es el 25% de 20?</w:t>
-      </w:r>
-    </w:p>
-    <w:p>
-      <w:pPr>
-        <w:spacing w:after="80" w:before="0"/>
-      </w:pPr>
-      <w:r>
-        <w:rPr>
-          <w:color w:val="BBBBBB"/>
-        </w:rPr>
-        <w:t xml:space="preserve">____________________________________________________</w:t>
-      </w:r>
-    </w:p>
-    <w:p>
-      <w:pPr>
-        <w:spacing w:after="40" w:before="0"/>
-      </w:pPr>
-      <w:r>
-        <w:rPr>
-          <w:sz w:val="22"/>
-          <w:szCs w:val="22"/>
-        </w:rPr>
-        <w:t xml:space="preserve">3.  10% means one tenth. What is 10% of 60?</w:t>
-      </w:r>
-    </w:p>
+        <w:t xml:space="preserve"/>
+      </w:r>
+    </w:p>
+    <w:tbl>
+      <w:tblPr>
+        <w:tblW w:type="dxa" w:w="9360"/>
+        <w:tblBorders>
+          <w:top w:val="single" w:color="C7D2DD" w:sz="6"/>
+          <w:left w:val="single" w:color="C7D2DD" w:sz="6"/>
+          <w:bottom w:val="single" w:color="C7D2DD" w:sz="6"/>
+          <w:right w:val="single" w:color="C7D2DD" w:sz="6"/>
+          <w:insideH w:val="single" w:color="C7D2DD" w:sz="6"/>
+          <w:insideV w:val="single" w:color="C7D2DD" w:sz="6"/>
+        </w:tblBorders>
+      </w:tblPr>
+      <w:tblGrid>
+        <w:gridCol w:w="2800"/>
+        <w:gridCol w:w="3560"/>
+        <w:gridCol w:w="3000"/>
+      </w:tblGrid>
+      <w:tr>
+        <w:trPr>
+          <w:cantSplit/>
+          <w:tblHeader/>
+        </w:trPr>
+        <w:tc>
+          <w:tcPr>
+            <w:tcW w:type="dxa" w:w="2800"/>
+            <w:shd w:fill="EEF4F8" w:color="auto" w:val="clear"/>
+            <w:tcMar>
+              <w:top w:type="dxa" w:w="60"/>
+              <w:left w:type="dxa" w:w="100"/>
+              <w:bottom w:type="dxa" w:w="60"/>
+              <w:right w:type="dxa" w:w="100"/>
+            </w:tcMar>
+          </w:tcPr>
+          <w:p>
+            <w:pPr>
+              <w:spacing w:after="0" w:before="0"/>
+            </w:pPr>
+            <w:r>
+              <w:rPr>
+                <w:b/>
+                <w:bCs/>
+                <w:color w:val="0F2B3C"/>
+                <w:sz w:val="16"/>
+                <w:szCs w:val="16"/>
+              </w:rPr>
+              <w:t xml:space="preserve">CORE PROBLEM / GIVEN REPRESENTATION</w:t>
+            </w:r>
+          </w:p>
+        </w:tc>
+        <w:tc>
+          <w:tcPr>
+            <w:tcW w:type="dxa" w:w="3560"/>
+            <w:shd w:fill="EEF4F8" w:color="auto" w:val="clear"/>
+            <w:tcMar>
+              <w:top w:type="dxa" w:w="60"/>
+              <w:left w:type="dxa" w:w="100"/>
+              <w:bottom w:type="dxa" w:w="60"/>
+              <w:right w:type="dxa" w:w="100"/>
+            </w:tcMar>
+          </w:tcPr>
+          <w:p>
+            <w:pPr>
+              <w:spacing w:after="0" w:before="0"/>
+            </w:pPr>
+            <w:r>
+              <w:rPr>
+                <w:b/>
+                <w:bCs/>
+                <w:color w:val="0F2B3C"/>
+                <w:sz w:val="16"/>
+                <w:szCs w:val="16"/>
+              </w:rPr>
+              <w:t xml:space="preserve">WORKING SPACE / CALCULATION STEPS</w:t>
+            </w:r>
+          </w:p>
+        </w:tc>
+        <w:tc>
+          <w:tcPr>
+            <w:tcW w:type="dxa" w:w="3000"/>
+            <w:shd w:fill="FBF3E2" w:color="auto" w:val="clear"/>
+            <w:tcMar>
+              <w:top w:type="dxa" w:w="60"/>
+              <w:left w:type="dxa" w:w="100"/>
+              <w:bottom w:type="dxa" w:w="60"/>
+              <w:right w:type="dxa" w:w="100"/>
+            </w:tcMar>
+          </w:tcPr>
+          <w:p>
+            <w:pPr>
+              <w:spacing w:after="0" w:before="0"/>
+            </w:pPr>
+            <w:r>
+              <w:rPr>
+                <w:b/>
+                <w:bCs/>
+                <w:color w:val="7A5400"/>
+                <w:sz w:val="16"/>
+                <w:szCs w:val="16"/>
+              </w:rPr>
+              <w:t xml:space="preserve">EXPLAIN YOUR REASONING</w:t>
+            </w:r>
+          </w:p>
+        </w:tc>
+      </w:tr>
+      <w:tr>
+        <w:trPr>
+          <w:cantSplit/>
+        </w:trPr>
+        <w:tc>
+          <w:tcPr>
+            <w:tcW w:type="dxa" w:w="2800"/>
+            <w:tcMar>
+              <w:top w:type="dxa" w:w="80"/>
+              <w:left w:type="dxa" w:w="100"/>
+              <w:bottom w:type="dxa" w:w="80"/>
+              <w:right w:type="dxa" w:w="100"/>
+            </w:tcMar>
+            <w:vAlign w:val="top"/>
+          </w:tcPr>
+          <w:p>
+            <w:pPr>
+              <w:spacing w:after="40" w:before="0"/>
+            </w:pPr>
+            <w:r>
+              <w:rPr>
+                <w:b/>
+                <w:bCs/>
+                <w:color w:val="0F2B3C"/>
+                <w:sz w:val="20"/>
+                <w:szCs w:val="20"/>
+              </w:rPr>
+              <w:t xml:space="preserve">3.  10% means one tenth. What is 10% of 60?</w:t>
+            </w:r>
+          </w:p>
+          <w:p>
+            <w:pPr>
+              <w:spacing w:after="40" w:before="0"/>
+            </w:pPr>
+            <w:r>
+              <w:rPr>
+                <w:i/>
+                <w:iCs/>
+                <w:color w:val="3F4D5C"/>
+                <w:sz w:val="20"/>
+                <w:szCs w:val="20"/>
+              </w:rPr>
+              <w:t xml:space="preserve">C. 10% significa un décimo. ¿Cuánto es el 10% de 60?</w:t>
+            </w:r>
+          </w:p>
+        </w:tc>
+        <w:tc>
+          <w:tcPr>
+            <w:tcW w:type="dxa" w:w="3560"/>
+            <w:tcMar>
+              <w:top w:type="dxa" w:w="80"/>
+              <w:left w:type="dxa" w:w="100"/>
+              <w:bottom w:type="dxa" w:w="80"/>
+              <w:right w:type="dxa" w:w="100"/>
+            </w:tcMar>
+            <w:vAlign w:val="top"/>
+          </w:tcPr>
+          <w:p>
+            <w:pPr>
+              <w:spacing w:after="50" w:before="0"/>
+            </w:pPr>
+            <w:r>
+              <w:rPr>
+                <w:color w:val="BBBBBB"/>
+                <w:sz w:val="18"/>
+                <w:szCs w:val="18"/>
+              </w:rPr>
+              <w:t xml:space="preserve">____________________________</w:t>
+            </w:r>
+          </w:p>
+          <w:p>
+            <w:pPr>
+              <w:spacing w:after="50" w:before="0"/>
+            </w:pPr>
+            <w:r>
+              <w:rPr>
+                <w:color w:val="BBBBBB"/>
+                <w:sz w:val="18"/>
+                <w:szCs w:val="18"/>
+              </w:rPr>
+              <w:t xml:space="preserve">____________________________</w:t>
+            </w:r>
+          </w:p>
+          <w:p>
+            <w:pPr>
+              <w:spacing w:after="50" w:before="0"/>
+            </w:pPr>
+            <w:r>
+              <w:rPr>
+                <w:color w:val="BBBBBB"/>
+                <w:sz w:val="18"/>
+                <w:szCs w:val="18"/>
+              </w:rPr>
+              <w:t xml:space="preserve">____________________________</w:t>
+            </w:r>
+          </w:p>
+          <w:p>
+            <w:pPr>
+              <w:spacing w:after="50" w:before="0"/>
+            </w:pPr>
+            <w:r>
+              <w:rPr>
+                <w:color w:val="BBBBBB"/>
+                <w:sz w:val="18"/>
+                <w:szCs w:val="18"/>
+              </w:rPr>
+              <w:t xml:space="preserve">____________________________</w:t>
+            </w:r>
+          </w:p>
+        </w:tc>
+        <w:tc>
+          <w:tcPr>
+            <w:tcW w:type="dxa" w:w="3000"/>
+            <w:shd w:fill="FBF3E2" w:color="auto" w:val="clear"/>
+            <w:tcMar>
+              <w:top w:type="dxa" w:w="80"/>
+              <w:left w:type="dxa" w:w="100"/>
+              <w:bottom w:type="dxa" w:w="80"/>
+              <w:right w:type="dxa" w:w="100"/>
+            </w:tcMar>
+            <w:vAlign w:val="top"/>
+          </w:tcPr>
+          <w:p>
+            <w:pPr>
+              <w:spacing w:after="30" w:before="0"/>
+            </w:pPr>
+            <w:r>
+              <w:rPr>
+                <w:b/>
+                <w:bCs/>
+                <w:color w:val="0F2B3C"/>
+                <w:sz w:val="18"/>
+                <w:szCs w:val="18"/>
+              </w:rPr>
+              <w:t xml:space="preserve">Because... ________________</w:t>
+            </w:r>
+          </w:p>
+          <w:p>
+            <w:pPr>
+              <w:spacing w:after="50" w:before="0"/>
+            </w:pPr>
+            <w:r>
+              <w:rPr>
+                <w:color w:val="BBBBBB"/>
+                <w:sz w:val="18"/>
+                <w:szCs w:val="18"/>
+              </w:rPr>
+              <w:t xml:space="preserve">____________________________</w:t>
+            </w:r>
+          </w:p>
+          <w:p>
+            <w:pPr>
+              <w:spacing w:after="30" w:before="40"/>
+            </w:pPr>
+            <w:r>
+              <w:rPr>
+                <w:b/>
+                <w:bCs/>
+                <w:color w:val="1A6FB5"/>
+                <w:sz w:val="18"/>
+                <w:szCs w:val="18"/>
+              </w:rPr>
+              <w:t xml:space="preserve">Although... _______________</w:t>
+            </w:r>
+          </w:p>
+          <w:p>
+            <w:pPr>
+              <w:spacing w:after="50" w:before="0"/>
+            </w:pPr>
+            <w:r>
+              <w:rPr>
+                <w:color w:val="BBBBBB"/>
+                <w:sz w:val="18"/>
+                <w:szCs w:val="18"/>
+              </w:rPr>
+              <w:t xml:space="preserve">____________________________</w:t>
+            </w:r>
+          </w:p>
+          <w:p>
+            <w:pPr>
+              <w:spacing w:after="30" w:before="40"/>
+            </w:pPr>
+            <w:r>
+              <w:rPr>
+                <w:b/>
+                <w:bCs/>
+                <w:color w:val="7A5400"/>
+                <w:sz w:val="18"/>
+                <w:szCs w:val="18"/>
+              </w:rPr>
+              <w:t xml:space="preserve">Therefore... ______________</w:t>
+            </w:r>
+          </w:p>
+          <w:p>
+            <w:pPr>
+              <w:spacing w:after="50" w:before="0"/>
+            </w:pPr>
+            <w:r>
+              <w:rPr>
+                <w:color w:val="BBBBBB"/>
+                <w:sz w:val="18"/>
+                <w:szCs w:val="18"/>
+              </w:rPr>
+              <w:t xml:space="preserve">____________________________</w:t>
+            </w:r>
+          </w:p>
+        </w:tc>
+      </w:tr>
+    </w:tbl>
     <w:p>
       <w:pPr>
         <w:spacing w:after="60" w:before="0"/>
       </w:pPr>
       <w:r>
-        <w:rPr>
-          <w:i/>
-          <w:iCs/>
-          <w:color w:val="3F4D5C"/>
-          <w:sz w:val="20"/>
-          <w:szCs w:val="20"/>
-        </w:rPr>
-        <w:t xml:space="preserve">C. 10% significa un décimo. ¿Cuánto es el 10% de 60?</w:t>
-      </w:r>
-    </w:p>
-    <w:p>
-      <w:pPr>
-        <w:spacing w:after="80" w:before="0"/>
-      </w:pPr>
-      <w:r>
-        <w:rPr>
-          <w:color w:val="BBBBBB"/>
-        </w:rPr>
-        <w:t xml:space="preserve">____________________________________________________</w:t>
-      </w:r>
-    </w:p>
-    <w:p>
-      <w:pPr>
-        <w:spacing w:after="40" w:before="0"/>
-      </w:pPr>
-      <w:r>
-        <w:rPr>
-          <w:sz w:val="22"/>
-          <w:szCs w:val="22"/>
-        </w:rPr>
-        <w:t xml:space="preserve">4.  Which fraction is the same as 75%?</w:t>
-      </w:r>
-    </w:p>
+        <w:t xml:space="preserve"/>
+      </w:r>
+    </w:p>
+    <w:tbl>
+      <w:tblPr>
+        <w:tblW w:type="dxa" w:w="9360"/>
+        <w:tblBorders>
+          <w:top w:val="single" w:color="C7D2DD" w:sz="6"/>
+          <w:left w:val="single" w:color="C7D2DD" w:sz="6"/>
+          <w:bottom w:val="single" w:color="C7D2DD" w:sz="6"/>
+          <w:right w:val="single" w:color="C7D2DD" w:sz="6"/>
+          <w:insideH w:val="single" w:color="C7D2DD" w:sz="6"/>
+          <w:insideV w:val="single" w:color="C7D2DD" w:sz="6"/>
+        </w:tblBorders>
+      </w:tblPr>
+      <w:tblGrid>
+        <w:gridCol w:w="2800"/>
+        <w:gridCol w:w="3560"/>
+        <w:gridCol w:w="3000"/>
+      </w:tblGrid>
+      <w:tr>
+        <w:trPr>
+          <w:cantSplit/>
+          <w:tblHeader/>
+        </w:trPr>
+        <w:tc>
+          <w:tcPr>
+            <w:tcW w:type="dxa" w:w="2800"/>
+            <w:shd w:fill="EEF4F8" w:color="auto" w:val="clear"/>
+            <w:tcMar>
+              <w:top w:type="dxa" w:w="60"/>
+              <w:left w:type="dxa" w:w="100"/>
+              <w:bottom w:type="dxa" w:w="60"/>
+              <w:right w:type="dxa" w:w="100"/>
+            </w:tcMar>
+          </w:tcPr>
+          <w:p>
+            <w:pPr>
+              <w:spacing w:after="0" w:before="0"/>
+            </w:pPr>
+            <w:r>
+              <w:rPr>
+                <w:b/>
+                <w:bCs/>
+                <w:color w:val="0F2B3C"/>
+                <w:sz w:val="16"/>
+                <w:szCs w:val="16"/>
+              </w:rPr>
+              <w:t xml:space="preserve">CORE PROBLEM / GIVEN REPRESENTATION</w:t>
+            </w:r>
+          </w:p>
+        </w:tc>
+        <w:tc>
+          <w:tcPr>
+            <w:tcW w:type="dxa" w:w="3560"/>
+            <w:shd w:fill="EEF4F8" w:color="auto" w:val="clear"/>
+            <w:tcMar>
+              <w:top w:type="dxa" w:w="60"/>
+              <w:left w:type="dxa" w:w="100"/>
+              <w:bottom w:type="dxa" w:w="60"/>
+              <w:right w:type="dxa" w:w="100"/>
+            </w:tcMar>
+          </w:tcPr>
+          <w:p>
+            <w:pPr>
+              <w:spacing w:after="0" w:before="0"/>
+            </w:pPr>
+            <w:r>
+              <w:rPr>
+                <w:b/>
+                <w:bCs/>
+                <w:color w:val="0F2B3C"/>
+                <w:sz w:val="16"/>
+                <w:szCs w:val="16"/>
+              </w:rPr>
+              <w:t xml:space="preserve">WORKING SPACE / CALCULATION STEPS</w:t>
+            </w:r>
+          </w:p>
+        </w:tc>
+        <w:tc>
+          <w:tcPr>
+            <w:tcW w:type="dxa" w:w="3000"/>
+            <w:shd w:fill="FBF3E2" w:color="auto" w:val="clear"/>
+            <w:tcMar>
+              <w:top w:type="dxa" w:w="60"/>
+              <w:left w:type="dxa" w:w="100"/>
+              <w:bottom w:type="dxa" w:w="60"/>
+              <w:right w:type="dxa" w:w="100"/>
+            </w:tcMar>
+          </w:tcPr>
+          <w:p>
+            <w:pPr>
+              <w:spacing w:after="0" w:before="0"/>
+            </w:pPr>
+            <w:r>
+              <w:rPr>
+                <w:b/>
+                <w:bCs/>
+                <w:color w:val="7A5400"/>
+                <w:sz w:val="16"/>
+                <w:szCs w:val="16"/>
+              </w:rPr>
+              <w:t xml:space="preserve">EXPLAIN YOUR REASONING</w:t>
+            </w:r>
+          </w:p>
+        </w:tc>
+      </w:tr>
+      <w:tr>
+        <w:trPr>
+          <w:cantSplit/>
+        </w:trPr>
+        <w:tc>
+          <w:tcPr>
+            <w:tcW w:type="dxa" w:w="2800"/>
+            <w:tcMar>
+              <w:top w:type="dxa" w:w="80"/>
+              <w:left w:type="dxa" w:w="100"/>
+              <w:bottom w:type="dxa" w:w="80"/>
+              <w:right w:type="dxa" w:w="100"/>
+            </w:tcMar>
+            <w:vAlign w:val="top"/>
+          </w:tcPr>
+          <w:p>
+            <w:pPr>
+              <w:spacing w:after="40" w:before="0"/>
+            </w:pPr>
+            <w:r>
+              <w:rPr>
+                <w:b/>
+                <w:bCs/>
+                <w:color w:val="0F2B3C"/>
+                <w:sz w:val="20"/>
+                <w:szCs w:val="20"/>
+              </w:rPr>
+              <w:t xml:space="preserve">4.  Which fraction is the same as 75%?</w:t>
+            </w:r>
+          </w:p>
+          <w:p>
+            <w:pPr>
+              <w:spacing w:after="40" w:before="0"/>
+            </w:pPr>
+            <w:r>
+              <w:rPr>
+                <w:i/>
+                <w:iCs/>
+                <w:color w:val="3F4D5C"/>
+                <w:sz w:val="20"/>
+                <w:szCs w:val="20"/>
+              </w:rPr>
+              <w:t xml:space="preserve">D. ¿Qué fracción es igual a 75%?</w:t>
+            </w:r>
+          </w:p>
+          <w:p>
+            <w:pPr>
+              <w:spacing w:after="0" w:before="0"/>
+            </w:pPr>
+            <w:r>
+              <w:rPr>
+                <w:color w:val="5E6E7E"/>
+                <w:sz w:val="18"/>
+                <w:szCs w:val="18"/>
+              </w:rPr>
+              <w:t xml:space="preserve">Choices: 3/4   /   7/5   /   1/4   /   75/10</w:t>
+            </w:r>
+          </w:p>
+        </w:tc>
+        <w:tc>
+          <w:tcPr>
+            <w:tcW w:type="dxa" w:w="3560"/>
+            <w:tcMar>
+              <w:top w:type="dxa" w:w="80"/>
+              <w:left w:type="dxa" w:w="100"/>
+              <w:bottom w:type="dxa" w:w="80"/>
+              <w:right w:type="dxa" w:w="100"/>
+            </w:tcMar>
+            <w:vAlign w:val="top"/>
+          </w:tcPr>
+          <w:p>
+            <w:pPr>
+              <w:spacing w:after="50" w:before="0"/>
+            </w:pPr>
+            <w:r>
+              <w:rPr>
+                <w:color w:val="BBBBBB"/>
+                <w:sz w:val="18"/>
+                <w:szCs w:val="18"/>
+              </w:rPr>
+              <w:t xml:space="preserve">____________________________</w:t>
+            </w:r>
+          </w:p>
+          <w:p>
+            <w:pPr>
+              <w:spacing w:after="50" w:before="0"/>
+            </w:pPr>
+            <w:r>
+              <w:rPr>
+                <w:color w:val="BBBBBB"/>
+                <w:sz w:val="18"/>
+                <w:szCs w:val="18"/>
+              </w:rPr>
+              <w:t xml:space="preserve">____________________________</w:t>
+            </w:r>
+          </w:p>
+          <w:p>
+            <w:pPr>
+              <w:spacing w:after="50" w:before="0"/>
+            </w:pPr>
+            <w:r>
+              <w:rPr>
+                <w:color w:val="BBBBBB"/>
+                <w:sz w:val="18"/>
+                <w:szCs w:val="18"/>
+              </w:rPr>
+              <w:t xml:space="preserve">____________________________</w:t>
+            </w:r>
+          </w:p>
+          <w:p>
+            <w:pPr>
+              <w:spacing w:after="50" w:before="0"/>
+            </w:pPr>
+            <w:r>
+              <w:rPr>
+                <w:color w:val="BBBBBB"/>
+                <w:sz w:val="18"/>
+                <w:szCs w:val="18"/>
+              </w:rPr>
+              <w:t xml:space="preserve">____________________________</w:t>
+            </w:r>
+          </w:p>
+        </w:tc>
+        <w:tc>
+          <w:tcPr>
+            <w:tcW w:type="dxa" w:w="3000"/>
+            <w:shd w:fill="FBF3E2" w:color="auto" w:val="clear"/>
+            <w:tcMar>
+              <w:top w:type="dxa" w:w="80"/>
+              <w:left w:type="dxa" w:w="100"/>
+              <w:bottom w:type="dxa" w:w="80"/>
+              <w:right w:type="dxa" w:w="100"/>
+            </w:tcMar>
+            <w:vAlign w:val="top"/>
+          </w:tcPr>
+          <w:p>
+            <w:pPr>
+              <w:spacing w:after="30" w:before="0"/>
+            </w:pPr>
+            <w:r>
+              <w:rPr>
+                <w:b/>
+                <w:bCs/>
+                <w:color w:val="0F2B3C"/>
+                <w:sz w:val="18"/>
+                <w:szCs w:val="18"/>
+              </w:rPr>
+              <w:t xml:space="preserve">Because... ________________</w:t>
+            </w:r>
+          </w:p>
+          <w:p>
+            <w:pPr>
+              <w:spacing w:after="50" w:before="0"/>
+            </w:pPr>
+            <w:r>
+              <w:rPr>
+                <w:color w:val="BBBBBB"/>
+                <w:sz w:val="18"/>
+                <w:szCs w:val="18"/>
+              </w:rPr>
+              <w:t xml:space="preserve">____________________________</w:t>
+            </w:r>
+          </w:p>
+          <w:p>
+            <w:pPr>
+              <w:spacing w:after="30" w:before="40"/>
+            </w:pPr>
+            <w:r>
+              <w:rPr>
+                <w:b/>
+                <w:bCs/>
+                <w:color w:val="1A6FB5"/>
+                <w:sz w:val="18"/>
+                <w:szCs w:val="18"/>
+              </w:rPr>
+              <w:t xml:space="preserve">Although... _______________</w:t>
+            </w:r>
+          </w:p>
+          <w:p>
+            <w:pPr>
+              <w:spacing w:after="50" w:before="0"/>
+            </w:pPr>
+            <w:r>
+              <w:rPr>
+                <w:color w:val="BBBBBB"/>
+                <w:sz w:val="18"/>
+                <w:szCs w:val="18"/>
+              </w:rPr>
+              <w:t xml:space="preserve">____________________________</w:t>
+            </w:r>
+          </w:p>
+          <w:p>
+            <w:pPr>
+              <w:spacing w:after="30" w:before="40"/>
+            </w:pPr>
+            <w:r>
+              <w:rPr>
+                <w:b/>
+                <w:bCs/>
+                <w:color w:val="7A5400"/>
+                <w:sz w:val="18"/>
+                <w:szCs w:val="18"/>
+              </w:rPr>
+              <w:t xml:space="preserve">Therefore... ______________</w:t>
+            </w:r>
+          </w:p>
+          <w:p>
+            <w:pPr>
+              <w:spacing w:after="50" w:before="0"/>
+            </w:pPr>
+            <w:r>
+              <w:rPr>
+                <w:color w:val="BBBBBB"/>
+                <w:sz w:val="18"/>
+                <w:szCs w:val="18"/>
+              </w:rPr>
+              <w:t xml:space="preserve">____________________________</w:t>
+            </w:r>
+          </w:p>
+        </w:tc>
+      </w:tr>
+    </w:tbl>
     <w:p>
       <w:pPr>
         <w:spacing w:after="60" w:before="0"/>
       </w:pPr>
       <w:r>
-        <w:rPr>
-          <w:i/>
-          <w:iCs/>
-          <w:color w:val="3F4D5C"/>
-          <w:sz w:val="20"/>
-          <w:szCs w:val="20"/>
-        </w:rPr>
-        <w:t xml:space="preserve">D. ¿Qué fracción es igual a 75%?</w:t>
-      </w:r>
-    </w:p>
-    <w:p>
-      <w:pPr>
-        <w:spacing w:after="40" w:before="0"/>
-      </w:pPr>
-      <w:r>
-        <w:rPr>
-          <w:color w:val="5E6E7E"/>
-          <w:sz w:val="20"/>
-          <w:szCs w:val="20"/>
-        </w:rPr>
-        <w:t xml:space="preserve">     choices: 3/4   /   7/5   /   1/4   /   75/10</w:t>
-      </w:r>
-    </w:p>
-    <w:p>
-      <w:pPr>
-        <w:spacing w:after="80" w:before="0"/>
-      </w:pPr>
-      <w:r>
-        <w:rPr>
-          <w:color w:val="BBBBBB"/>
-        </w:rPr>
-        <w:t xml:space="preserve">____________________________________________________</w:t>
+        <w:t xml:space="preserve"/>
       </w:r>
     </w:p>
     <w:p>
@@ -366,182 +2474,1314 @@
         <w:t xml:space="preserve">Halla porcentajes de referencia de enteros más difíciles.</w:t>
       </w:r>
     </w:p>
-    <w:p>
-      <w:pPr>
-        <w:spacing w:after="40" w:before="0"/>
-      </w:pPr>
-      <w:r>
-        <w:rPr>
-          <w:sz w:val="22"/>
-          <w:szCs w:val="22"/>
-        </w:rPr>
-        <w:t xml:space="preserve">1.  What is 25% of 6?</w:t>
-      </w:r>
-    </w:p>
+    <w:tbl>
+      <w:tblPr>
+        <w:tblW w:type="dxa" w:w="9360"/>
+        <w:tblBorders>
+          <w:top w:val="single" w:color="C7D2DD" w:sz="6"/>
+          <w:left w:val="single" w:color="C7D2DD" w:sz="6"/>
+          <w:bottom w:val="single" w:color="C7D2DD" w:sz="6"/>
+          <w:right w:val="single" w:color="C7D2DD" w:sz="6"/>
+          <w:insideH w:val="single" w:color="C7D2DD" w:sz="6"/>
+          <w:insideV w:val="single" w:color="C7D2DD" w:sz="6"/>
+        </w:tblBorders>
+      </w:tblPr>
+      <w:tblGrid>
+        <w:gridCol w:w="2800"/>
+        <w:gridCol w:w="3560"/>
+        <w:gridCol w:w="3000"/>
+      </w:tblGrid>
+      <w:tr>
+        <w:trPr>
+          <w:cantSplit/>
+          <w:tblHeader/>
+        </w:trPr>
+        <w:tc>
+          <w:tcPr>
+            <w:tcW w:type="dxa" w:w="2800"/>
+            <w:shd w:fill="EEF4F8" w:color="auto" w:val="clear"/>
+            <w:tcMar>
+              <w:top w:type="dxa" w:w="60"/>
+              <w:left w:type="dxa" w:w="100"/>
+              <w:bottom w:type="dxa" w:w="60"/>
+              <w:right w:type="dxa" w:w="100"/>
+            </w:tcMar>
+          </w:tcPr>
+          <w:p>
+            <w:pPr>
+              <w:spacing w:after="0" w:before="0"/>
+            </w:pPr>
+            <w:r>
+              <w:rPr>
+                <w:b/>
+                <w:bCs/>
+                <w:color w:val="0F2B3C"/>
+                <w:sz w:val="16"/>
+                <w:szCs w:val="16"/>
+              </w:rPr>
+              <w:t xml:space="preserve">CORE PROBLEM / GIVEN REPRESENTATION</w:t>
+            </w:r>
+          </w:p>
+        </w:tc>
+        <w:tc>
+          <w:tcPr>
+            <w:tcW w:type="dxa" w:w="3560"/>
+            <w:shd w:fill="EEF4F8" w:color="auto" w:val="clear"/>
+            <w:tcMar>
+              <w:top w:type="dxa" w:w="60"/>
+              <w:left w:type="dxa" w:w="100"/>
+              <w:bottom w:type="dxa" w:w="60"/>
+              <w:right w:type="dxa" w:w="100"/>
+            </w:tcMar>
+          </w:tcPr>
+          <w:p>
+            <w:pPr>
+              <w:spacing w:after="0" w:before="0"/>
+            </w:pPr>
+            <w:r>
+              <w:rPr>
+                <w:b/>
+                <w:bCs/>
+                <w:color w:val="0F2B3C"/>
+                <w:sz w:val="16"/>
+                <w:szCs w:val="16"/>
+              </w:rPr>
+              <w:t xml:space="preserve">WORKING SPACE / CALCULATION STEPS</w:t>
+            </w:r>
+          </w:p>
+        </w:tc>
+        <w:tc>
+          <w:tcPr>
+            <w:tcW w:type="dxa" w:w="3000"/>
+            <w:shd w:fill="FBF3E2" w:color="auto" w:val="clear"/>
+            <w:tcMar>
+              <w:top w:type="dxa" w:w="60"/>
+              <w:left w:type="dxa" w:w="100"/>
+              <w:bottom w:type="dxa" w:w="60"/>
+              <w:right w:type="dxa" w:w="100"/>
+            </w:tcMar>
+          </w:tcPr>
+          <w:p>
+            <w:pPr>
+              <w:spacing w:after="0" w:before="0"/>
+            </w:pPr>
+            <w:r>
+              <w:rPr>
+                <w:b/>
+                <w:bCs/>
+                <w:color w:val="7A5400"/>
+                <w:sz w:val="16"/>
+                <w:szCs w:val="16"/>
+              </w:rPr>
+              <w:t xml:space="preserve">EXPLAIN YOUR REASONING</w:t>
+            </w:r>
+          </w:p>
+        </w:tc>
+      </w:tr>
+      <w:tr>
+        <w:trPr>
+          <w:cantSplit/>
+        </w:trPr>
+        <w:tc>
+          <w:tcPr>
+            <w:tcW w:type="dxa" w:w="2800"/>
+            <w:tcMar>
+              <w:top w:type="dxa" w:w="80"/>
+              <w:left w:type="dxa" w:w="100"/>
+              <w:bottom w:type="dxa" w:w="80"/>
+              <w:right w:type="dxa" w:w="100"/>
+            </w:tcMar>
+            <w:vAlign w:val="top"/>
+          </w:tcPr>
+          <w:p>
+            <w:pPr>
+              <w:spacing w:after="40" w:before="0"/>
+            </w:pPr>
+            <w:r>
+              <w:rPr>
+                <w:b/>
+                <w:bCs/>
+                <w:color w:val="0F2B3C"/>
+                <w:sz w:val="20"/>
+                <w:szCs w:val="20"/>
+              </w:rPr>
+              <w:t xml:space="preserve">1.  What is 25% of 6?</w:t>
+            </w:r>
+          </w:p>
+          <w:p>
+            <w:pPr>
+              <w:spacing w:after="40" w:before="0"/>
+            </w:pPr>
+            <w:r>
+              <w:rPr>
+                <w:i/>
+                <w:iCs/>
+                <w:color w:val="3F4D5C"/>
+                <w:sz w:val="20"/>
+                <w:szCs w:val="20"/>
+              </w:rPr>
+              <w:t xml:space="preserve">A. ¿Cuánto es el 25% de 6?</w:t>
+            </w:r>
+          </w:p>
+        </w:tc>
+        <w:tc>
+          <w:tcPr>
+            <w:tcW w:type="dxa" w:w="3560"/>
+            <w:tcMar>
+              <w:top w:type="dxa" w:w="80"/>
+              <w:left w:type="dxa" w:w="100"/>
+              <w:bottom w:type="dxa" w:w="80"/>
+              <w:right w:type="dxa" w:w="100"/>
+            </w:tcMar>
+            <w:vAlign w:val="top"/>
+          </w:tcPr>
+          <w:p>
+            <w:pPr>
+              <w:spacing w:after="50" w:before="0"/>
+            </w:pPr>
+            <w:r>
+              <w:rPr>
+                <w:color w:val="BBBBBB"/>
+                <w:sz w:val="18"/>
+                <w:szCs w:val="18"/>
+              </w:rPr>
+              <w:t xml:space="preserve">____________________________</w:t>
+            </w:r>
+          </w:p>
+          <w:p>
+            <w:pPr>
+              <w:spacing w:after="50" w:before="0"/>
+            </w:pPr>
+            <w:r>
+              <w:rPr>
+                <w:color w:val="BBBBBB"/>
+                <w:sz w:val="18"/>
+                <w:szCs w:val="18"/>
+              </w:rPr>
+              <w:t xml:space="preserve">____________________________</w:t>
+            </w:r>
+          </w:p>
+          <w:p>
+            <w:pPr>
+              <w:spacing w:after="50" w:before="0"/>
+            </w:pPr>
+            <w:r>
+              <w:rPr>
+                <w:color w:val="BBBBBB"/>
+                <w:sz w:val="18"/>
+                <w:szCs w:val="18"/>
+              </w:rPr>
+              <w:t xml:space="preserve">____________________________</w:t>
+            </w:r>
+          </w:p>
+          <w:p>
+            <w:pPr>
+              <w:spacing w:after="50" w:before="0"/>
+            </w:pPr>
+            <w:r>
+              <w:rPr>
+                <w:color w:val="BBBBBB"/>
+                <w:sz w:val="18"/>
+                <w:szCs w:val="18"/>
+              </w:rPr>
+              <w:t xml:space="preserve">____________________________</w:t>
+            </w:r>
+          </w:p>
+        </w:tc>
+        <w:tc>
+          <w:tcPr>
+            <w:tcW w:type="dxa" w:w="3000"/>
+            <w:shd w:fill="FBF3E2" w:color="auto" w:val="clear"/>
+            <w:tcMar>
+              <w:top w:type="dxa" w:w="80"/>
+              <w:left w:type="dxa" w:w="100"/>
+              <w:bottom w:type="dxa" w:w="80"/>
+              <w:right w:type="dxa" w:w="100"/>
+            </w:tcMar>
+            <w:vAlign w:val="top"/>
+          </w:tcPr>
+          <w:p>
+            <w:pPr>
+              <w:spacing w:after="30" w:before="0"/>
+            </w:pPr>
+            <w:r>
+              <w:rPr>
+                <w:b/>
+                <w:bCs/>
+                <w:color w:val="0F2B3C"/>
+                <w:sz w:val="18"/>
+                <w:szCs w:val="18"/>
+              </w:rPr>
+              <w:t xml:space="preserve">Because... ________________</w:t>
+            </w:r>
+          </w:p>
+          <w:p>
+            <w:pPr>
+              <w:spacing w:after="50" w:before="0"/>
+            </w:pPr>
+            <w:r>
+              <w:rPr>
+                <w:color w:val="BBBBBB"/>
+                <w:sz w:val="18"/>
+                <w:szCs w:val="18"/>
+              </w:rPr>
+              <w:t xml:space="preserve">____________________________</w:t>
+            </w:r>
+          </w:p>
+          <w:p>
+            <w:pPr>
+              <w:spacing w:after="30" w:before="40"/>
+            </w:pPr>
+            <w:r>
+              <w:rPr>
+                <w:b/>
+                <w:bCs/>
+                <w:color w:val="1A6FB5"/>
+                <w:sz w:val="18"/>
+                <w:szCs w:val="18"/>
+              </w:rPr>
+              <w:t xml:space="preserve">Although... _______________</w:t>
+            </w:r>
+          </w:p>
+          <w:p>
+            <w:pPr>
+              <w:spacing w:after="50" w:before="0"/>
+            </w:pPr>
+            <w:r>
+              <w:rPr>
+                <w:color w:val="BBBBBB"/>
+                <w:sz w:val="18"/>
+                <w:szCs w:val="18"/>
+              </w:rPr>
+              <w:t xml:space="preserve">____________________________</w:t>
+            </w:r>
+          </w:p>
+          <w:p>
+            <w:pPr>
+              <w:spacing w:after="30" w:before="40"/>
+            </w:pPr>
+            <w:r>
+              <w:rPr>
+                <w:b/>
+                <w:bCs/>
+                <w:color w:val="7A5400"/>
+                <w:sz w:val="18"/>
+                <w:szCs w:val="18"/>
+              </w:rPr>
+              <w:t xml:space="preserve">Therefore... ______________</w:t>
+            </w:r>
+          </w:p>
+          <w:p>
+            <w:pPr>
+              <w:spacing w:after="50" w:before="0"/>
+            </w:pPr>
+            <w:r>
+              <w:rPr>
+                <w:color w:val="BBBBBB"/>
+                <w:sz w:val="18"/>
+                <w:szCs w:val="18"/>
+              </w:rPr>
+              <w:t xml:space="preserve">____________________________</w:t>
+            </w:r>
+          </w:p>
+        </w:tc>
+      </w:tr>
+    </w:tbl>
     <w:p>
       <w:pPr>
         <w:spacing w:after="60" w:before="0"/>
       </w:pPr>
       <w:r>
-        <w:rPr>
-          <w:i/>
-          <w:iCs/>
-          <w:color w:val="3F4D5C"/>
-          <w:sz w:val="20"/>
-          <w:szCs w:val="20"/>
-        </w:rPr>
-        <w:t xml:space="preserve">A. ¿Cuánto es el 25% de 6?</w:t>
-      </w:r>
-    </w:p>
-    <w:p>
-      <w:pPr>
-        <w:spacing w:after="80" w:before="0"/>
-      </w:pPr>
-      <w:r>
-        <w:rPr>
-          <w:color w:val="BBBBBB"/>
-        </w:rPr>
-        <w:t xml:space="preserve">____________________________________________________</w:t>
-      </w:r>
-    </w:p>
-    <w:p>
-      <w:pPr>
-        <w:spacing w:after="40" w:before="0"/>
-      </w:pPr>
-      <w:r>
-        <w:rPr>
-          <w:sz w:val="22"/>
-          <w:szCs w:val="22"/>
-        </w:rPr>
-        <w:t xml:space="preserve">2.  What is 10% of 220?</w:t>
-      </w:r>
-    </w:p>
+        <w:t xml:space="preserve"/>
+      </w:r>
+    </w:p>
+    <w:tbl>
+      <w:tblPr>
+        <w:tblW w:type="dxa" w:w="9360"/>
+        <w:tblBorders>
+          <w:top w:val="single" w:color="C7D2DD" w:sz="6"/>
+          <w:left w:val="single" w:color="C7D2DD" w:sz="6"/>
+          <w:bottom w:val="single" w:color="C7D2DD" w:sz="6"/>
+          <w:right w:val="single" w:color="C7D2DD" w:sz="6"/>
+          <w:insideH w:val="single" w:color="C7D2DD" w:sz="6"/>
+          <w:insideV w:val="single" w:color="C7D2DD" w:sz="6"/>
+        </w:tblBorders>
+      </w:tblPr>
+      <w:tblGrid>
+        <w:gridCol w:w="2800"/>
+        <w:gridCol w:w="3560"/>
+        <w:gridCol w:w="3000"/>
+      </w:tblGrid>
+      <w:tr>
+        <w:trPr>
+          <w:cantSplit/>
+          <w:tblHeader/>
+        </w:trPr>
+        <w:tc>
+          <w:tcPr>
+            <w:tcW w:type="dxa" w:w="2800"/>
+            <w:shd w:fill="EEF4F8" w:color="auto" w:val="clear"/>
+            <w:tcMar>
+              <w:top w:type="dxa" w:w="60"/>
+              <w:left w:type="dxa" w:w="100"/>
+              <w:bottom w:type="dxa" w:w="60"/>
+              <w:right w:type="dxa" w:w="100"/>
+            </w:tcMar>
+          </w:tcPr>
+          <w:p>
+            <w:pPr>
+              <w:spacing w:after="0" w:before="0"/>
+            </w:pPr>
+            <w:r>
+              <w:rPr>
+                <w:b/>
+                <w:bCs/>
+                <w:color w:val="0F2B3C"/>
+                <w:sz w:val="16"/>
+                <w:szCs w:val="16"/>
+              </w:rPr>
+              <w:t xml:space="preserve">CORE PROBLEM / GIVEN REPRESENTATION</w:t>
+            </w:r>
+          </w:p>
+        </w:tc>
+        <w:tc>
+          <w:tcPr>
+            <w:tcW w:type="dxa" w:w="3560"/>
+            <w:shd w:fill="EEF4F8" w:color="auto" w:val="clear"/>
+            <w:tcMar>
+              <w:top w:type="dxa" w:w="60"/>
+              <w:left w:type="dxa" w:w="100"/>
+              <w:bottom w:type="dxa" w:w="60"/>
+              <w:right w:type="dxa" w:w="100"/>
+            </w:tcMar>
+          </w:tcPr>
+          <w:p>
+            <w:pPr>
+              <w:spacing w:after="0" w:before="0"/>
+            </w:pPr>
+            <w:r>
+              <w:rPr>
+                <w:b/>
+                <w:bCs/>
+                <w:color w:val="0F2B3C"/>
+                <w:sz w:val="16"/>
+                <w:szCs w:val="16"/>
+              </w:rPr>
+              <w:t xml:space="preserve">WORKING SPACE / CALCULATION STEPS</w:t>
+            </w:r>
+          </w:p>
+        </w:tc>
+        <w:tc>
+          <w:tcPr>
+            <w:tcW w:type="dxa" w:w="3000"/>
+            <w:shd w:fill="FBF3E2" w:color="auto" w:val="clear"/>
+            <w:tcMar>
+              <w:top w:type="dxa" w:w="60"/>
+              <w:left w:type="dxa" w:w="100"/>
+              <w:bottom w:type="dxa" w:w="60"/>
+              <w:right w:type="dxa" w:w="100"/>
+            </w:tcMar>
+          </w:tcPr>
+          <w:p>
+            <w:pPr>
+              <w:spacing w:after="0" w:before="0"/>
+            </w:pPr>
+            <w:r>
+              <w:rPr>
+                <w:b/>
+                <w:bCs/>
+                <w:color w:val="7A5400"/>
+                <w:sz w:val="16"/>
+                <w:szCs w:val="16"/>
+              </w:rPr>
+              <w:t xml:space="preserve">EXPLAIN YOUR REASONING</w:t>
+            </w:r>
+          </w:p>
+        </w:tc>
+      </w:tr>
+      <w:tr>
+        <w:trPr>
+          <w:cantSplit/>
+        </w:trPr>
+        <w:tc>
+          <w:tcPr>
+            <w:tcW w:type="dxa" w:w="2800"/>
+            <w:tcMar>
+              <w:top w:type="dxa" w:w="80"/>
+              <w:left w:type="dxa" w:w="100"/>
+              <w:bottom w:type="dxa" w:w="80"/>
+              <w:right w:type="dxa" w:w="100"/>
+            </w:tcMar>
+            <w:vAlign w:val="top"/>
+          </w:tcPr>
+          <w:p>
+            <w:pPr>
+              <w:spacing w:after="40" w:before="0"/>
+            </w:pPr>
+            <w:r>
+              <w:rPr>
+                <w:b/>
+                <w:bCs/>
+                <w:color w:val="0F2B3C"/>
+                <w:sz w:val="20"/>
+                <w:szCs w:val="20"/>
+              </w:rPr>
+              <w:t xml:space="preserve">2.  What is 10% of 220?</w:t>
+            </w:r>
+          </w:p>
+          <w:p>
+            <w:pPr>
+              <w:spacing w:after="40" w:before="0"/>
+            </w:pPr>
+            <w:r>
+              <w:rPr>
+                <w:i/>
+                <w:iCs/>
+                <w:color w:val="3F4D5C"/>
+                <w:sz w:val="20"/>
+                <w:szCs w:val="20"/>
+              </w:rPr>
+              <w:t xml:space="preserve">B. ¿Cuánto es el 10% de 220?</w:t>
+            </w:r>
+          </w:p>
+        </w:tc>
+        <w:tc>
+          <w:tcPr>
+            <w:tcW w:type="dxa" w:w="3560"/>
+            <w:tcMar>
+              <w:top w:type="dxa" w:w="80"/>
+              <w:left w:type="dxa" w:w="100"/>
+              <w:bottom w:type="dxa" w:w="80"/>
+              <w:right w:type="dxa" w:w="100"/>
+            </w:tcMar>
+            <w:vAlign w:val="top"/>
+          </w:tcPr>
+          <w:p>
+            <w:pPr>
+              <w:spacing w:after="50" w:before="0"/>
+            </w:pPr>
+            <w:r>
+              <w:rPr>
+                <w:color w:val="BBBBBB"/>
+                <w:sz w:val="18"/>
+                <w:szCs w:val="18"/>
+              </w:rPr>
+              <w:t xml:space="preserve">____________________________</w:t>
+            </w:r>
+          </w:p>
+          <w:p>
+            <w:pPr>
+              <w:spacing w:after="50" w:before="0"/>
+            </w:pPr>
+            <w:r>
+              <w:rPr>
+                <w:color w:val="BBBBBB"/>
+                <w:sz w:val="18"/>
+                <w:szCs w:val="18"/>
+              </w:rPr>
+              <w:t xml:space="preserve">____________________________</w:t>
+            </w:r>
+          </w:p>
+          <w:p>
+            <w:pPr>
+              <w:spacing w:after="50" w:before="0"/>
+            </w:pPr>
+            <w:r>
+              <w:rPr>
+                <w:color w:val="BBBBBB"/>
+                <w:sz w:val="18"/>
+                <w:szCs w:val="18"/>
+              </w:rPr>
+              <w:t xml:space="preserve">____________________________</w:t>
+            </w:r>
+          </w:p>
+          <w:p>
+            <w:pPr>
+              <w:spacing w:after="50" w:before="0"/>
+            </w:pPr>
+            <w:r>
+              <w:rPr>
+                <w:color w:val="BBBBBB"/>
+                <w:sz w:val="18"/>
+                <w:szCs w:val="18"/>
+              </w:rPr>
+              <w:t xml:space="preserve">____________________________</w:t>
+            </w:r>
+          </w:p>
+        </w:tc>
+        <w:tc>
+          <w:tcPr>
+            <w:tcW w:type="dxa" w:w="3000"/>
+            <w:shd w:fill="FBF3E2" w:color="auto" w:val="clear"/>
+            <w:tcMar>
+              <w:top w:type="dxa" w:w="80"/>
+              <w:left w:type="dxa" w:w="100"/>
+              <w:bottom w:type="dxa" w:w="80"/>
+              <w:right w:type="dxa" w:w="100"/>
+            </w:tcMar>
+            <w:vAlign w:val="top"/>
+          </w:tcPr>
+          <w:p>
+            <w:pPr>
+              <w:spacing w:after="30" w:before="0"/>
+            </w:pPr>
+            <w:r>
+              <w:rPr>
+                <w:b/>
+                <w:bCs/>
+                <w:color w:val="0F2B3C"/>
+                <w:sz w:val="18"/>
+                <w:szCs w:val="18"/>
+              </w:rPr>
+              <w:t xml:space="preserve">Because... ________________</w:t>
+            </w:r>
+          </w:p>
+          <w:p>
+            <w:pPr>
+              <w:spacing w:after="50" w:before="0"/>
+            </w:pPr>
+            <w:r>
+              <w:rPr>
+                <w:color w:val="BBBBBB"/>
+                <w:sz w:val="18"/>
+                <w:szCs w:val="18"/>
+              </w:rPr>
+              <w:t xml:space="preserve">____________________________</w:t>
+            </w:r>
+          </w:p>
+          <w:p>
+            <w:pPr>
+              <w:spacing w:after="30" w:before="40"/>
+            </w:pPr>
+            <w:r>
+              <w:rPr>
+                <w:b/>
+                <w:bCs/>
+                <w:color w:val="1A6FB5"/>
+                <w:sz w:val="18"/>
+                <w:szCs w:val="18"/>
+              </w:rPr>
+              <w:t xml:space="preserve">Although... _______________</w:t>
+            </w:r>
+          </w:p>
+          <w:p>
+            <w:pPr>
+              <w:spacing w:after="50" w:before="0"/>
+            </w:pPr>
+            <w:r>
+              <w:rPr>
+                <w:color w:val="BBBBBB"/>
+                <w:sz w:val="18"/>
+                <w:szCs w:val="18"/>
+              </w:rPr>
+              <w:t xml:space="preserve">____________________________</w:t>
+            </w:r>
+          </w:p>
+          <w:p>
+            <w:pPr>
+              <w:spacing w:after="30" w:before="40"/>
+            </w:pPr>
+            <w:r>
+              <w:rPr>
+                <w:b/>
+                <w:bCs/>
+                <w:color w:val="7A5400"/>
+                <w:sz w:val="18"/>
+                <w:szCs w:val="18"/>
+              </w:rPr>
+              <w:t xml:space="preserve">Therefore... ______________</w:t>
+            </w:r>
+          </w:p>
+          <w:p>
+            <w:pPr>
+              <w:spacing w:after="50" w:before="0"/>
+            </w:pPr>
+            <w:r>
+              <w:rPr>
+                <w:color w:val="BBBBBB"/>
+                <w:sz w:val="18"/>
+                <w:szCs w:val="18"/>
+              </w:rPr>
+              <w:t xml:space="preserve">____________________________</w:t>
+            </w:r>
+          </w:p>
+        </w:tc>
+      </w:tr>
+    </w:tbl>
     <w:p>
       <w:pPr>
         <w:spacing w:after="60" w:before="0"/>
       </w:pPr>
       <w:r>
-        <w:rPr>
-          <w:i/>
-          <w:iCs/>
-          <w:color w:val="3F4D5C"/>
-          <w:sz w:val="20"/>
-          <w:szCs w:val="20"/>
-        </w:rPr>
-        <w:t xml:space="preserve">B. ¿Cuánto es el 10% de 220?</w:t>
-      </w:r>
-    </w:p>
-    <w:p>
-      <w:pPr>
-        <w:spacing w:after="80" w:before="0"/>
-      </w:pPr>
-      <w:r>
-        <w:rPr>
-          <w:color w:val="BBBBBB"/>
-        </w:rPr>
-        <w:t xml:space="preserve">____________________________________________________</w:t>
-      </w:r>
-    </w:p>
-    <w:p>
-      <w:pPr>
-        <w:spacing w:after="40" w:before="0"/>
-      </w:pPr>
-      <w:r>
-        <w:rPr>
-          <w:sz w:val="22"/>
-          <w:szCs w:val="22"/>
-        </w:rPr>
-        <w:t xml:space="preserve">3.  Which friendly number is closest to 81?</w:t>
-      </w:r>
-    </w:p>
+        <w:t xml:space="preserve"/>
+      </w:r>
+    </w:p>
+    <w:tbl>
+      <w:tblPr>
+        <w:tblW w:type="dxa" w:w="9360"/>
+        <w:tblBorders>
+          <w:top w:val="single" w:color="C7D2DD" w:sz="6"/>
+          <w:left w:val="single" w:color="C7D2DD" w:sz="6"/>
+          <w:bottom w:val="single" w:color="C7D2DD" w:sz="6"/>
+          <w:right w:val="single" w:color="C7D2DD" w:sz="6"/>
+          <w:insideH w:val="single" w:color="C7D2DD" w:sz="6"/>
+          <w:insideV w:val="single" w:color="C7D2DD" w:sz="6"/>
+        </w:tblBorders>
+      </w:tblPr>
+      <w:tblGrid>
+        <w:gridCol w:w="2800"/>
+        <w:gridCol w:w="3560"/>
+        <w:gridCol w:w="3000"/>
+      </w:tblGrid>
+      <w:tr>
+        <w:trPr>
+          <w:cantSplit/>
+          <w:tblHeader/>
+        </w:trPr>
+        <w:tc>
+          <w:tcPr>
+            <w:tcW w:type="dxa" w:w="2800"/>
+            <w:shd w:fill="EEF4F8" w:color="auto" w:val="clear"/>
+            <w:tcMar>
+              <w:top w:type="dxa" w:w="60"/>
+              <w:left w:type="dxa" w:w="100"/>
+              <w:bottom w:type="dxa" w:w="60"/>
+              <w:right w:type="dxa" w:w="100"/>
+            </w:tcMar>
+          </w:tcPr>
+          <w:p>
+            <w:pPr>
+              <w:spacing w:after="0" w:before="0"/>
+            </w:pPr>
+            <w:r>
+              <w:rPr>
+                <w:b/>
+                <w:bCs/>
+                <w:color w:val="0F2B3C"/>
+                <w:sz w:val="16"/>
+                <w:szCs w:val="16"/>
+              </w:rPr>
+              <w:t xml:space="preserve">CORE PROBLEM / GIVEN REPRESENTATION</w:t>
+            </w:r>
+          </w:p>
+        </w:tc>
+        <w:tc>
+          <w:tcPr>
+            <w:tcW w:type="dxa" w:w="3560"/>
+            <w:shd w:fill="EEF4F8" w:color="auto" w:val="clear"/>
+            <w:tcMar>
+              <w:top w:type="dxa" w:w="60"/>
+              <w:left w:type="dxa" w:w="100"/>
+              <w:bottom w:type="dxa" w:w="60"/>
+              <w:right w:type="dxa" w:w="100"/>
+            </w:tcMar>
+          </w:tcPr>
+          <w:p>
+            <w:pPr>
+              <w:spacing w:after="0" w:before="0"/>
+            </w:pPr>
+            <w:r>
+              <w:rPr>
+                <w:b/>
+                <w:bCs/>
+                <w:color w:val="0F2B3C"/>
+                <w:sz w:val="16"/>
+                <w:szCs w:val="16"/>
+              </w:rPr>
+              <w:t xml:space="preserve">WORKING SPACE / CALCULATION STEPS</w:t>
+            </w:r>
+          </w:p>
+        </w:tc>
+        <w:tc>
+          <w:tcPr>
+            <w:tcW w:type="dxa" w:w="3000"/>
+            <w:shd w:fill="FBF3E2" w:color="auto" w:val="clear"/>
+            <w:tcMar>
+              <w:top w:type="dxa" w:w="60"/>
+              <w:left w:type="dxa" w:w="100"/>
+              <w:bottom w:type="dxa" w:w="60"/>
+              <w:right w:type="dxa" w:w="100"/>
+            </w:tcMar>
+          </w:tcPr>
+          <w:p>
+            <w:pPr>
+              <w:spacing w:after="0" w:before="0"/>
+            </w:pPr>
+            <w:r>
+              <w:rPr>
+                <w:b/>
+                <w:bCs/>
+                <w:color w:val="7A5400"/>
+                <w:sz w:val="16"/>
+                <w:szCs w:val="16"/>
+              </w:rPr>
+              <w:t xml:space="preserve">EXPLAIN YOUR REASONING</w:t>
+            </w:r>
+          </w:p>
+        </w:tc>
+      </w:tr>
+      <w:tr>
+        <w:trPr>
+          <w:cantSplit/>
+        </w:trPr>
+        <w:tc>
+          <w:tcPr>
+            <w:tcW w:type="dxa" w:w="2800"/>
+            <w:tcMar>
+              <w:top w:type="dxa" w:w="80"/>
+              <w:left w:type="dxa" w:w="100"/>
+              <w:bottom w:type="dxa" w:w="80"/>
+              <w:right w:type="dxa" w:w="100"/>
+            </w:tcMar>
+            <w:vAlign w:val="top"/>
+          </w:tcPr>
+          <w:p>
+            <w:pPr>
+              <w:spacing w:after="40" w:before="0"/>
+            </w:pPr>
+            <w:r>
+              <w:rPr>
+                <w:b/>
+                <w:bCs/>
+                <w:color w:val="0F2B3C"/>
+                <w:sz w:val="20"/>
+                <w:szCs w:val="20"/>
+              </w:rPr>
+              <w:t xml:space="preserve">3.  Which friendly number is closest to 81?</w:t>
+            </w:r>
+          </w:p>
+          <w:p>
+            <w:pPr>
+              <w:spacing w:after="40" w:before="0"/>
+            </w:pPr>
+            <w:r>
+              <w:rPr>
+                <w:i/>
+                <w:iCs/>
+                <w:color w:val="3F4D5C"/>
+                <w:sz w:val="20"/>
+                <w:szCs w:val="20"/>
+              </w:rPr>
+              <w:t xml:space="preserve">C. ¿Qué número fácil está más cerca de 81?</w:t>
+            </w:r>
+          </w:p>
+          <w:p>
+            <w:pPr>
+              <w:spacing w:after="0" w:before="0"/>
+            </w:pPr>
+            <w:r>
+              <w:rPr>
+                <w:color w:val="5E6E7E"/>
+                <w:sz w:val="18"/>
+                <w:szCs w:val="18"/>
+              </w:rPr>
+              <w:t xml:space="preserve">Choices: 80   /   90   /   100   /   8</w:t>
+            </w:r>
+          </w:p>
+        </w:tc>
+        <w:tc>
+          <w:tcPr>
+            <w:tcW w:type="dxa" w:w="3560"/>
+            <w:tcMar>
+              <w:top w:type="dxa" w:w="80"/>
+              <w:left w:type="dxa" w:w="100"/>
+              <w:bottom w:type="dxa" w:w="80"/>
+              <w:right w:type="dxa" w:w="100"/>
+            </w:tcMar>
+            <w:vAlign w:val="top"/>
+          </w:tcPr>
+          <w:p>
+            <w:pPr>
+              <w:spacing w:after="50" w:before="0"/>
+            </w:pPr>
+            <w:r>
+              <w:rPr>
+                <w:color w:val="BBBBBB"/>
+                <w:sz w:val="18"/>
+                <w:szCs w:val="18"/>
+              </w:rPr>
+              <w:t xml:space="preserve">____________________________</w:t>
+            </w:r>
+          </w:p>
+          <w:p>
+            <w:pPr>
+              <w:spacing w:after="50" w:before="0"/>
+            </w:pPr>
+            <w:r>
+              <w:rPr>
+                <w:color w:val="BBBBBB"/>
+                <w:sz w:val="18"/>
+                <w:szCs w:val="18"/>
+              </w:rPr>
+              <w:t xml:space="preserve">____________________________</w:t>
+            </w:r>
+          </w:p>
+          <w:p>
+            <w:pPr>
+              <w:spacing w:after="50" w:before="0"/>
+            </w:pPr>
+            <w:r>
+              <w:rPr>
+                <w:color w:val="BBBBBB"/>
+                <w:sz w:val="18"/>
+                <w:szCs w:val="18"/>
+              </w:rPr>
+              <w:t xml:space="preserve">____________________________</w:t>
+            </w:r>
+          </w:p>
+          <w:p>
+            <w:pPr>
+              <w:spacing w:after="50" w:before="0"/>
+            </w:pPr>
+            <w:r>
+              <w:rPr>
+                <w:color w:val="BBBBBB"/>
+                <w:sz w:val="18"/>
+                <w:szCs w:val="18"/>
+              </w:rPr>
+              <w:t xml:space="preserve">____________________________</w:t>
+            </w:r>
+          </w:p>
+        </w:tc>
+        <w:tc>
+          <w:tcPr>
+            <w:tcW w:type="dxa" w:w="3000"/>
+            <w:shd w:fill="FBF3E2" w:color="auto" w:val="clear"/>
+            <w:tcMar>
+              <w:top w:type="dxa" w:w="80"/>
+              <w:left w:type="dxa" w:w="100"/>
+              <w:bottom w:type="dxa" w:w="80"/>
+              <w:right w:type="dxa" w:w="100"/>
+            </w:tcMar>
+            <w:vAlign w:val="top"/>
+          </w:tcPr>
+          <w:p>
+            <w:pPr>
+              <w:spacing w:after="30" w:before="0"/>
+            </w:pPr>
+            <w:r>
+              <w:rPr>
+                <w:b/>
+                <w:bCs/>
+                <w:color w:val="0F2B3C"/>
+                <w:sz w:val="18"/>
+                <w:szCs w:val="18"/>
+              </w:rPr>
+              <w:t xml:space="preserve">Because... ________________</w:t>
+            </w:r>
+          </w:p>
+          <w:p>
+            <w:pPr>
+              <w:spacing w:after="50" w:before="0"/>
+            </w:pPr>
+            <w:r>
+              <w:rPr>
+                <w:color w:val="BBBBBB"/>
+                <w:sz w:val="18"/>
+                <w:szCs w:val="18"/>
+              </w:rPr>
+              <w:t xml:space="preserve">____________________________</w:t>
+            </w:r>
+          </w:p>
+          <w:p>
+            <w:pPr>
+              <w:spacing w:after="30" w:before="40"/>
+            </w:pPr>
+            <w:r>
+              <w:rPr>
+                <w:b/>
+                <w:bCs/>
+                <w:color w:val="1A6FB5"/>
+                <w:sz w:val="18"/>
+                <w:szCs w:val="18"/>
+              </w:rPr>
+              <w:t xml:space="preserve">Although... _______________</w:t>
+            </w:r>
+          </w:p>
+          <w:p>
+            <w:pPr>
+              <w:spacing w:after="50" w:before="0"/>
+            </w:pPr>
+            <w:r>
+              <w:rPr>
+                <w:color w:val="BBBBBB"/>
+                <w:sz w:val="18"/>
+                <w:szCs w:val="18"/>
+              </w:rPr>
+              <w:t xml:space="preserve">____________________________</w:t>
+            </w:r>
+          </w:p>
+          <w:p>
+            <w:pPr>
+              <w:spacing w:after="30" w:before="40"/>
+            </w:pPr>
+            <w:r>
+              <w:rPr>
+                <w:b/>
+                <w:bCs/>
+                <w:color w:val="7A5400"/>
+                <w:sz w:val="18"/>
+                <w:szCs w:val="18"/>
+              </w:rPr>
+              <w:t xml:space="preserve">Therefore... ______________</w:t>
+            </w:r>
+          </w:p>
+          <w:p>
+            <w:pPr>
+              <w:spacing w:after="50" w:before="0"/>
+            </w:pPr>
+            <w:r>
+              <w:rPr>
+                <w:color w:val="BBBBBB"/>
+                <w:sz w:val="18"/>
+                <w:szCs w:val="18"/>
+              </w:rPr>
+              <w:t xml:space="preserve">____________________________</w:t>
+            </w:r>
+          </w:p>
+        </w:tc>
+      </w:tr>
+    </w:tbl>
     <w:p>
       <w:pPr>
         <w:spacing w:after="60" w:before="0"/>
       </w:pPr>
       <w:r>
-        <w:rPr>
-          <w:i/>
-          <w:iCs/>
-          <w:color w:val="3F4D5C"/>
-          <w:sz w:val="20"/>
-          <w:szCs w:val="20"/>
-        </w:rPr>
-        <w:t xml:space="preserve">C. ¿Qué número fácil está más cerca de 81?</w:t>
-      </w:r>
-    </w:p>
-    <w:p>
-      <w:pPr>
-        <w:spacing w:after="40" w:before="0"/>
-      </w:pPr>
-      <w:r>
-        <w:rPr>
-          <w:color w:val="5E6E7E"/>
-          <w:sz w:val="20"/>
-          <w:szCs w:val="20"/>
-        </w:rPr>
-        <w:t xml:space="preserve">     choices: 80   /   90   /   100   /   8</w:t>
-      </w:r>
-    </w:p>
-    <w:p>
-      <w:pPr>
-        <w:spacing w:after="80" w:before="0"/>
-      </w:pPr>
-      <w:r>
-        <w:rPr>
-          <w:color w:val="BBBBBB"/>
-        </w:rPr>
-        <w:t xml:space="preserve">____________________________________________________</w:t>
-      </w:r>
-    </w:p>
-    <w:p>
-      <w:pPr>
-        <w:spacing w:after="40" w:before="0"/>
-      </w:pPr>
-      <w:r>
-        <w:rPr>
-          <w:sz w:val="22"/>
-          <w:szCs w:val="22"/>
-        </w:rPr>
-        <w:t xml:space="preserve">4.  4 out of 6 is the same as 2 out of 3. About what percent is that?</w:t>
-      </w:r>
-    </w:p>
+        <w:t xml:space="preserve"/>
+      </w:r>
+    </w:p>
+    <w:tbl>
+      <w:tblPr>
+        <w:tblW w:type="dxa" w:w="9360"/>
+        <w:tblBorders>
+          <w:top w:val="single" w:color="C7D2DD" w:sz="6"/>
+          <w:left w:val="single" w:color="C7D2DD" w:sz="6"/>
+          <w:bottom w:val="single" w:color="C7D2DD" w:sz="6"/>
+          <w:right w:val="single" w:color="C7D2DD" w:sz="6"/>
+          <w:insideH w:val="single" w:color="C7D2DD" w:sz="6"/>
+          <w:insideV w:val="single" w:color="C7D2DD" w:sz="6"/>
+        </w:tblBorders>
+      </w:tblPr>
+      <w:tblGrid>
+        <w:gridCol w:w="2800"/>
+        <w:gridCol w:w="3560"/>
+        <w:gridCol w:w="3000"/>
+      </w:tblGrid>
+      <w:tr>
+        <w:trPr>
+          <w:cantSplit/>
+          <w:tblHeader/>
+        </w:trPr>
+        <w:tc>
+          <w:tcPr>
+            <w:tcW w:type="dxa" w:w="2800"/>
+            <w:shd w:fill="EEF4F8" w:color="auto" w:val="clear"/>
+            <w:tcMar>
+              <w:top w:type="dxa" w:w="60"/>
+              <w:left w:type="dxa" w:w="100"/>
+              <w:bottom w:type="dxa" w:w="60"/>
+              <w:right w:type="dxa" w:w="100"/>
+            </w:tcMar>
+          </w:tcPr>
+          <w:p>
+            <w:pPr>
+              <w:spacing w:after="0" w:before="0"/>
+            </w:pPr>
+            <w:r>
+              <w:rPr>
+                <w:b/>
+                <w:bCs/>
+                <w:color w:val="0F2B3C"/>
+                <w:sz w:val="16"/>
+                <w:szCs w:val="16"/>
+              </w:rPr>
+              <w:t xml:space="preserve">CORE PROBLEM / GIVEN REPRESENTATION</w:t>
+            </w:r>
+          </w:p>
+        </w:tc>
+        <w:tc>
+          <w:tcPr>
+            <w:tcW w:type="dxa" w:w="3560"/>
+            <w:shd w:fill="EEF4F8" w:color="auto" w:val="clear"/>
+            <w:tcMar>
+              <w:top w:type="dxa" w:w="60"/>
+              <w:left w:type="dxa" w:w="100"/>
+              <w:bottom w:type="dxa" w:w="60"/>
+              <w:right w:type="dxa" w:w="100"/>
+            </w:tcMar>
+          </w:tcPr>
+          <w:p>
+            <w:pPr>
+              <w:spacing w:after="0" w:before="0"/>
+            </w:pPr>
+            <w:r>
+              <w:rPr>
+                <w:b/>
+                <w:bCs/>
+                <w:color w:val="0F2B3C"/>
+                <w:sz w:val="16"/>
+                <w:szCs w:val="16"/>
+              </w:rPr>
+              <w:t xml:space="preserve">WORKING SPACE / CALCULATION STEPS</w:t>
+            </w:r>
+          </w:p>
+        </w:tc>
+        <w:tc>
+          <w:tcPr>
+            <w:tcW w:type="dxa" w:w="3000"/>
+            <w:shd w:fill="FBF3E2" w:color="auto" w:val="clear"/>
+            <w:tcMar>
+              <w:top w:type="dxa" w:w="60"/>
+              <w:left w:type="dxa" w:w="100"/>
+              <w:bottom w:type="dxa" w:w="60"/>
+              <w:right w:type="dxa" w:w="100"/>
+            </w:tcMar>
+          </w:tcPr>
+          <w:p>
+            <w:pPr>
+              <w:spacing w:after="0" w:before="0"/>
+            </w:pPr>
+            <w:r>
+              <w:rPr>
+                <w:b/>
+                <w:bCs/>
+                <w:color w:val="7A5400"/>
+                <w:sz w:val="16"/>
+                <w:szCs w:val="16"/>
+              </w:rPr>
+              <w:t xml:space="preserve">EXPLAIN YOUR REASONING</w:t>
+            </w:r>
+          </w:p>
+        </w:tc>
+      </w:tr>
+      <w:tr>
+        <w:trPr>
+          <w:cantSplit/>
+        </w:trPr>
+        <w:tc>
+          <w:tcPr>
+            <w:tcW w:type="dxa" w:w="2800"/>
+            <w:tcMar>
+              <w:top w:type="dxa" w:w="80"/>
+              <w:left w:type="dxa" w:w="100"/>
+              <w:bottom w:type="dxa" w:w="80"/>
+              <w:right w:type="dxa" w:w="100"/>
+            </w:tcMar>
+            <w:vAlign w:val="top"/>
+          </w:tcPr>
+          <w:p>
+            <w:pPr>
+              <w:spacing w:after="40" w:before="0"/>
+            </w:pPr>
+            <w:r>
+              <w:rPr>
+                <w:b/>
+                <w:bCs/>
+                <w:color w:val="0F2B3C"/>
+                <w:sz w:val="20"/>
+                <w:szCs w:val="20"/>
+              </w:rPr>
+              <w:t xml:space="preserve">4.  4 out of 6 is the same as 2 out of 3. About what percent is that?</w:t>
+            </w:r>
+          </w:p>
+          <w:p>
+            <w:pPr>
+              <w:spacing w:after="40" w:before="0"/>
+            </w:pPr>
+            <w:r>
+              <w:rPr>
+                <w:i/>
+                <w:iCs/>
+                <w:color w:val="3F4D5C"/>
+                <w:sz w:val="20"/>
+                <w:szCs w:val="20"/>
+              </w:rPr>
+              <w:t xml:space="preserve">D. 4 de 6 es lo mismo que 2 de 3. ¿Aproximadamente qué porcentaje es?</w:t>
+            </w:r>
+          </w:p>
+          <w:p>
+            <w:pPr>
+              <w:spacing w:after="0" w:before="0"/>
+            </w:pPr>
+            <w:r>
+              <w:rPr>
+                <w:color w:val="5E6E7E"/>
+                <w:sz w:val="18"/>
+                <w:szCs w:val="18"/>
+              </w:rPr>
+              <w:t xml:space="preserve">Choices: about 25%   /   about 40%   /   about 67%   /   about 150%</w:t>
+            </w:r>
+          </w:p>
+        </w:tc>
+        <w:tc>
+          <w:tcPr>
+            <w:tcW w:type="dxa" w:w="3560"/>
+            <w:tcMar>
+              <w:top w:type="dxa" w:w="80"/>
+              <w:left w:type="dxa" w:w="100"/>
+              <w:bottom w:type="dxa" w:w="80"/>
+              <w:right w:type="dxa" w:w="100"/>
+            </w:tcMar>
+            <w:vAlign w:val="top"/>
+          </w:tcPr>
+          <w:p>
+            <w:pPr>
+              <w:spacing w:after="50" w:before="0"/>
+            </w:pPr>
+            <w:r>
+              <w:rPr>
+                <w:color w:val="BBBBBB"/>
+                <w:sz w:val="18"/>
+                <w:szCs w:val="18"/>
+              </w:rPr>
+              <w:t xml:space="preserve">____________________________</w:t>
+            </w:r>
+          </w:p>
+          <w:p>
+            <w:pPr>
+              <w:spacing w:after="50" w:before="0"/>
+            </w:pPr>
+            <w:r>
+              <w:rPr>
+                <w:color w:val="BBBBBB"/>
+                <w:sz w:val="18"/>
+                <w:szCs w:val="18"/>
+              </w:rPr>
+              <w:t xml:space="preserve">____________________________</w:t>
+            </w:r>
+          </w:p>
+          <w:p>
+            <w:pPr>
+              <w:spacing w:after="50" w:before="0"/>
+            </w:pPr>
+            <w:r>
+              <w:rPr>
+                <w:color w:val="BBBBBB"/>
+                <w:sz w:val="18"/>
+                <w:szCs w:val="18"/>
+              </w:rPr>
+              <w:t xml:space="preserve">____________________________</w:t>
+            </w:r>
+          </w:p>
+          <w:p>
+            <w:pPr>
+              <w:spacing w:after="50" w:before="0"/>
+            </w:pPr>
+            <w:r>
+              <w:rPr>
+                <w:color w:val="BBBBBB"/>
+                <w:sz w:val="18"/>
+                <w:szCs w:val="18"/>
+              </w:rPr>
+              <w:t xml:space="preserve">____________________________</w:t>
+            </w:r>
+          </w:p>
+        </w:tc>
+        <w:tc>
+          <w:tcPr>
+            <w:tcW w:type="dxa" w:w="3000"/>
+            <w:shd w:fill="FBF3E2" w:color="auto" w:val="clear"/>
+            <w:tcMar>
+              <w:top w:type="dxa" w:w="80"/>
+              <w:left w:type="dxa" w:w="100"/>
+              <w:bottom w:type="dxa" w:w="80"/>
+              <w:right w:type="dxa" w:w="100"/>
+            </w:tcMar>
+            <w:vAlign w:val="top"/>
+          </w:tcPr>
+          <w:p>
+            <w:pPr>
+              <w:spacing w:after="30" w:before="0"/>
+            </w:pPr>
+            <w:r>
+              <w:rPr>
+                <w:b/>
+                <w:bCs/>
+                <w:color w:val="0F2B3C"/>
+                <w:sz w:val="18"/>
+                <w:szCs w:val="18"/>
+              </w:rPr>
+              <w:t xml:space="preserve">Because... ________________</w:t>
+            </w:r>
+          </w:p>
+          <w:p>
+            <w:pPr>
+              <w:spacing w:after="50" w:before="0"/>
+            </w:pPr>
+            <w:r>
+              <w:rPr>
+                <w:color w:val="BBBBBB"/>
+                <w:sz w:val="18"/>
+                <w:szCs w:val="18"/>
+              </w:rPr>
+              <w:t xml:space="preserve">____________________________</w:t>
+            </w:r>
+          </w:p>
+          <w:p>
+            <w:pPr>
+              <w:spacing w:after="30" w:before="40"/>
+            </w:pPr>
+            <w:r>
+              <w:rPr>
+                <w:b/>
+                <w:bCs/>
+                <w:color w:val="1A6FB5"/>
+                <w:sz w:val="18"/>
+                <w:szCs w:val="18"/>
+              </w:rPr>
+              <w:t xml:space="preserve">Although... _______________</w:t>
+            </w:r>
+          </w:p>
+          <w:p>
+            <w:pPr>
+              <w:spacing w:after="50" w:before="0"/>
+            </w:pPr>
+            <w:r>
+              <w:rPr>
+                <w:color w:val="BBBBBB"/>
+                <w:sz w:val="18"/>
+                <w:szCs w:val="18"/>
+              </w:rPr>
+              <w:t xml:space="preserve">____________________________</w:t>
+            </w:r>
+          </w:p>
+          <w:p>
+            <w:pPr>
+              <w:spacing w:after="30" w:before="40"/>
+            </w:pPr>
+            <w:r>
+              <w:rPr>
+                <w:b/>
+                <w:bCs/>
+                <w:color w:val="7A5400"/>
+                <w:sz w:val="18"/>
+                <w:szCs w:val="18"/>
+              </w:rPr>
+              <w:t xml:space="preserve">Therefore... ______________</w:t>
+            </w:r>
+          </w:p>
+          <w:p>
+            <w:pPr>
+              <w:spacing w:after="50" w:before="0"/>
+            </w:pPr>
+            <w:r>
+              <w:rPr>
+                <w:color w:val="BBBBBB"/>
+                <w:sz w:val="18"/>
+                <w:szCs w:val="18"/>
+              </w:rPr>
+              <w:t xml:space="preserve">____________________________</w:t>
+            </w:r>
+          </w:p>
+        </w:tc>
+      </w:tr>
+    </w:tbl>
     <w:p>
       <w:pPr>
         <w:spacing w:after="60" w:before="0"/>
       </w:pPr>
       <w:r>
-        <w:rPr>
-          <w:i/>
-          <w:iCs/>
-          <w:color w:val="3F4D5C"/>
-          <w:sz w:val="20"/>
-          <w:szCs w:val="20"/>
-        </w:rPr>
-        <w:t xml:space="preserve">D. 4 de 6 es lo mismo que 2 de 3. ¿Aproximadamente qué porcentaje es?</w:t>
-      </w:r>
-    </w:p>
-    <w:p>
-      <w:pPr>
-        <w:spacing w:after="40" w:before="0"/>
-      </w:pPr>
-      <w:r>
-        <w:rPr>
-          <w:color w:val="5E6E7E"/>
-          <w:sz w:val="20"/>
-          <w:szCs w:val="20"/>
-        </w:rPr>
-        <w:t xml:space="preserve">     choices: about 25%   /   about 40%   /   about 67%   /   about 150%</w:t>
-      </w:r>
-    </w:p>
-    <w:p>
-      <w:pPr>
-        <w:spacing w:after="80" w:before="0"/>
-      </w:pPr>
-      <w:r>
-        <w:rPr>
-          <w:color w:val="BBBBBB"/>
-        </w:rPr>
-        <w:t xml:space="preserve">____________________________________________________</w:t>
+        <w:t xml:space="preserve"/>
       </w:r>
     </w:p>
     <w:p>
@@ -588,131 +3828,980 @@
         <w:t xml:space="preserve">Primero redondea y luego usa un punto de referencia.</w:t>
       </w:r>
     </w:p>
-    <w:p>
-      <w:pPr>
-        <w:spacing w:after="40" w:before="0"/>
-      </w:pPr>
-      <w:r>
-        <w:rPr>
-          <w:sz w:val="22"/>
-          <w:szCs w:val="22"/>
-        </w:rPr>
-        <w:t xml:space="preserve">1.  Round 216 to 200. What is 10% of 200?</w:t>
-      </w:r>
-    </w:p>
+    <w:tbl>
+      <w:tblPr>
+        <w:tblW w:type="dxa" w:w="9360"/>
+        <w:tblBorders>
+          <w:top w:val="single" w:color="C7D2DD" w:sz="6"/>
+          <w:left w:val="single" w:color="C7D2DD" w:sz="6"/>
+          <w:bottom w:val="single" w:color="C7D2DD" w:sz="6"/>
+          <w:right w:val="single" w:color="C7D2DD" w:sz="6"/>
+          <w:insideH w:val="single" w:color="C7D2DD" w:sz="6"/>
+          <w:insideV w:val="single" w:color="C7D2DD" w:sz="6"/>
+        </w:tblBorders>
+      </w:tblPr>
+      <w:tblGrid>
+        <w:gridCol w:w="2800"/>
+        <w:gridCol w:w="3560"/>
+        <w:gridCol w:w="3000"/>
+      </w:tblGrid>
+      <w:tr>
+        <w:trPr>
+          <w:cantSplit/>
+          <w:tblHeader/>
+        </w:trPr>
+        <w:tc>
+          <w:tcPr>
+            <w:tcW w:type="dxa" w:w="2800"/>
+            <w:shd w:fill="EEF4F8" w:color="auto" w:val="clear"/>
+            <w:tcMar>
+              <w:top w:type="dxa" w:w="60"/>
+              <w:left w:type="dxa" w:w="100"/>
+              <w:bottom w:type="dxa" w:w="60"/>
+              <w:right w:type="dxa" w:w="100"/>
+            </w:tcMar>
+          </w:tcPr>
+          <w:p>
+            <w:pPr>
+              <w:spacing w:after="0" w:before="0"/>
+            </w:pPr>
+            <w:r>
+              <w:rPr>
+                <w:b/>
+                <w:bCs/>
+                <w:color w:val="0F2B3C"/>
+                <w:sz w:val="16"/>
+                <w:szCs w:val="16"/>
+              </w:rPr>
+              <w:t xml:space="preserve">CORE PROBLEM / GIVEN REPRESENTATION</w:t>
+            </w:r>
+          </w:p>
+        </w:tc>
+        <w:tc>
+          <w:tcPr>
+            <w:tcW w:type="dxa" w:w="3560"/>
+            <w:shd w:fill="EEF4F8" w:color="auto" w:val="clear"/>
+            <w:tcMar>
+              <w:top w:type="dxa" w:w="60"/>
+              <w:left w:type="dxa" w:w="100"/>
+              <w:bottom w:type="dxa" w:w="60"/>
+              <w:right w:type="dxa" w:w="100"/>
+            </w:tcMar>
+          </w:tcPr>
+          <w:p>
+            <w:pPr>
+              <w:spacing w:after="0" w:before="0"/>
+            </w:pPr>
+            <w:r>
+              <w:rPr>
+                <w:b/>
+                <w:bCs/>
+                <w:color w:val="0F2B3C"/>
+                <w:sz w:val="16"/>
+                <w:szCs w:val="16"/>
+              </w:rPr>
+              <w:t xml:space="preserve">WORKING SPACE / CALCULATION STEPS</w:t>
+            </w:r>
+          </w:p>
+        </w:tc>
+        <w:tc>
+          <w:tcPr>
+            <w:tcW w:type="dxa" w:w="3000"/>
+            <w:shd w:fill="FBF3E2" w:color="auto" w:val="clear"/>
+            <w:tcMar>
+              <w:top w:type="dxa" w:w="60"/>
+              <w:left w:type="dxa" w:w="100"/>
+              <w:bottom w:type="dxa" w:w="60"/>
+              <w:right w:type="dxa" w:w="100"/>
+            </w:tcMar>
+          </w:tcPr>
+          <w:p>
+            <w:pPr>
+              <w:spacing w:after="0" w:before="0"/>
+            </w:pPr>
+            <w:r>
+              <w:rPr>
+                <w:b/>
+                <w:bCs/>
+                <w:color w:val="7A5400"/>
+                <w:sz w:val="16"/>
+                <w:szCs w:val="16"/>
+              </w:rPr>
+              <w:t xml:space="preserve">EXPLAIN YOUR REASONING</w:t>
+            </w:r>
+          </w:p>
+        </w:tc>
+      </w:tr>
+      <w:tr>
+        <w:trPr>
+          <w:cantSplit/>
+        </w:trPr>
+        <w:tc>
+          <w:tcPr>
+            <w:tcW w:type="dxa" w:w="2800"/>
+            <w:tcMar>
+              <w:top w:type="dxa" w:w="80"/>
+              <w:left w:type="dxa" w:w="100"/>
+              <w:bottom w:type="dxa" w:w="80"/>
+              <w:right w:type="dxa" w:w="100"/>
+            </w:tcMar>
+            <w:vAlign w:val="top"/>
+          </w:tcPr>
+          <w:p>
+            <w:pPr>
+              <w:spacing w:after="40" w:before="0"/>
+            </w:pPr>
+            <w:r>
+              <w:rPr>
+                <w:b/>
+                <w:bCs/>
+                <w:color w:val="0F2B3C"/>
+                <w:sz w:val="20"/>
+                <w:szCs w:val="20"/>
+              </w:rPr>
+              <w:t xml:space="preserve">1.  Round 216 to 200. What is 10% of 200?</w:t>
+            </w:r>
+          </w:p>
+          <w:p>
+            <w:pPr>
+              <w:spacing w:after="40" w:before="0"/>
+            </w:pPr>
+            <w:r>
+              <w:rPr>
+                <w:i/>
+                <w:iCs/>
+                <w:color w:val="3F4D5C"/>
+                <w:sz w:val="20"/>
+                <w:szCs w:val="20"/>
+              </w:rPr>
+              <w:t xml:space="preserve">A. Redondea 216 a 200. ¿Cuánto es el 10% de 200?</w:t>
+            </w:r>
+          </w:p>
+        </w:tc>
+        <w:tc>
+          <w:tcPr>
+            <w:tcW w:type="dxa" w:w="3560"/>
+            <w:tcMar>
+              <w:top w:type="dxa" w:w="80"/>
+              <w:left w:type="dxa" w:w="100"/>
+              <w:bottom w:type="dxa" w:w="80"/>
+              <w:right w:type="dxa" w:w="100"/>
+            </w:tcMar>
+            <w:vAlign w:val="top"/>
+          </w:tcPr>
+          <w:p>
+            <w:pPr>
+              <w:spacing w:after="50" w:before="0"/>
+            </w:pPr>
+            <w:r>
+              <w:rPr>
+                <w:color w:val="BBBBBB"/>
+                <w:sz w:val="18"/>
+                <w:szCs w:val="18"/>
+              </w:rPr>
+              <w:t xml:space="preserve">____________________________</w:t>
+            </w:r>
+          </w:p>
+          <w:p>
+            <w:pPr>
+              <w:spacing w:after="50" w:before="0"/>
+            </w:pPr>
+            <w:r>
+              <w:rPr>
+                <w:color w:val="BBBBBB"/>
+                <w:sz w:val="18"/>
+                <w:szCs w:val="18"/>
+              </w:rPr>
+              <w:t xml:space="preserve">____________________________</w:t>
+            </w:r>
+          </w:p>
+          <w:p>
+            <w:pPr>
+              <w:spacing w:after="50" w:before="0"/>
+            </w:pPr>
+            <w:r>
+              <w:rPr>
+                <w:color w:val="BBBBBB"/>
+                <w:sz w:val="18"/>
+                <w:szCs w:val="18"/>
+              </w:rPr>
+              <w:t xml:space="preserve">____________________________</w:t>
+            </w:r>
+          </w:p>
+          <w:p>
+            <w:pPr>
+              <w:spacing w:after="50" w:before="0"/>
+            </w:pPr>
+            <w:r>
+              <w:rPr>
+                <w:color w:val="BBBBBB"/>
+                <w:sz w:val="18"/>
+                <w:szCs w:val="18"/>
+              </w:rPr>
+              <w:t xml:space="preserve">____________________________</w:t>
+            </w:r>
+          </w:p>
+        </w:tc>
+        <w:tc>
+          <w:tcPr>
+            <w:tcW w:type="dxa" w:w="3000"/>
+            <w:shd w:fill="FBF3E2" w:color="auto" w:val="clear"/>
+            <w:tcMar>
+              <w:top w:type="dxa" w:w="80"/>
+              <w:left w:type="dxa" w:w="100"/>
+              <w:bottom w:type="dxa" w:w="80"/>
+              <w:right w:type="dxa" w:w="100"/>
+            </w:tcMar>
+            <w:vAlign w:val="top"/>
+          </w:tcPr>
+          <w:p>
+            <w:pPr>
+              <w:spacing w:after="30" w:before="0"/>
+            </w:pPr>
+            <w:r>
+              <w:rPr>
+                <w:b/>
+                <w:bCs/>
+                <w:color w:val="0F2B3C"/>
+                <w:sz w:val="18"/>
+                <w:szCs w:val="18"/>
+              </w:rPr>
+              <w:t xml:space="preserve">Because... ________________</w:t>
+            </w:r>
+          </w:p>
+          <w:p>
+            <w:pPr>
+              <w:spacing w:after="50" w:before="0"/>
+            </w:pPr>
+            <w:r>
+              <w:rPr>
+                <w:color w:val="BBBBBB"/>
+                <w:sz w:val="18"/>
+                <w:szCs w:val="18"/>
+              </w:rPr>
+              <w:t xml:space="preserve">____________________________</w:t>
+            </w:r>
+          </w:p>
+          <w:p>
+            <w:pPr>
+              <w:spacing w:after="30" w:before="40"/>
+            </w:pPr>
+            <w:r>
+              <w:rPr>
+                <w:b/>
+                <w:bCs/>
+                <w:color w:val="1A6FB5"/>
+                <w:sz w:val="18"/>
+                <w:szCs w:val="18"/>
+              </w:rPr>
+              <w:t xml:space="preserve">Although... _______________</w:t>
+            </w:r>
+          </w:p>
+          <w:p>
+            <w:pPr>
+              <w:spacing w:after="50" w:before="0"/>
+            </w:pPr>
+            <w:r>
+              <w:rPr>
+                <w:color w:val="BBBBBB"/>
+                <w:sz w:val="18"/>
+                <w:szCs w:val="18"/>
+              </w:rPr>
+              <w:t xml:space="preserve">____________________________</w:t>
+            </w:r>
+          </w:p>
+          <w:p>
+            <w:pPr>
+              <w:spacing w:after="30" w:before="40"/>
+            </w:pPr>
+            <w:r>
+              <w:rPr>
+                <w:b/>
+                <w:bCs/>
+                <w:color w:val="7A5400"/>
+                <w:sz w:val="18"/>
+                <w:szCs w:val="18"/>
+              </w:rPr>
+              <w:t xml:space="preserve">Therefore... ______________</w:t>
+            </w:r>
+          </w:p>
+          <w:p>
+            <w:pPr>
+              <w:spacing w:after="50" w:before="0"/>
+            </w:pPr>
+            <w:r>
+              <w:rPr>
+                <w:color w:val="BBBBBB"/>
+                <w:sz w:val="18"/>
+                <w:szCs w:val="18"/>
+              </w:rPr>
+              <w:t xml:space="preserve">____________________________</w:t>
+            </w:r>
+          </w:p>
+        </w:tc>
+      </w:tr>
+    </w:tbl>
     <w:p>
       <w:pPr>
         <w:spacing w:after="60" w:before="0"/>
       </w:pPr>
       <w:r>
-        <w:rPr>
-          <w:i/>
-          <w:iCs/>
-          <w:color w:val="3F4D5C"/>
-          <w:sz w:val="20"/>
-          <w:szCs w:val="20"/>
-        </w:rPr>
-        <w:t xml:space="preserve">A. Redondea 216 a 200. ¿Cuánto es el 10% de 200?</w:t>
-      </w:r>
-    </w:p>
-    <w:p>
-      <w:pPr>
-        <w:spacing w:after="80" w:before="0"/>
-      </w:pPr>
-      <w:r>
-        <w:rPr>
-          <w:color w:val="BBBBBB"/>
-        </w:rPr>
-        <w:t xml:space="preserve">____________________________________________________</w:t>
-      </w:r>
-    </w:p>
-    <w:p>
-      <w:pPr>
-        <w:spacing w:after="40" w:before="0"/>
-      </w:pPr>
-      <w:r>
-        <w:rPr>
-          <w:sz w:val="22"/>
-          <w:szCs w:val="22"/>
-        </w:rPr>
-        <w:t xml:space="preserve">2.  To estimate 24% of 81, use 25% of 80. What is 25% of 80?</w:t>
-      </w:r>
-    </w:p>
+        <w:t xml:space="preserve"/>
+      </w:r>
+    </w:p>
+    <w:tbl>
+      <w:tblPr>
+        <w:tblW w:type="dxa" w:w="9360"/>
+        <w:tblBorders>
+          <w:top w:val="single" w:color="C7D2DD" w:sz="6"/>
+          <w:left w:val="single" w:color="C7D2DD" w:sz="6"/>
+          <w:bottom w:val="single" w:color="C7D2DD" w:sz="6"/>
+          <w:right w:val="single" w:color="C7D2DD" w:sz="6"/>
+          <w:insideH w:val="single" w:color="C7D2DD" w:sz="6"/>
+          <w:insideV w:val="single" w:color="C7D2DD" w:sz="6"/>
+        </w:tblBorders>
+      </w:tblPr>
+      <w:tblGrid>
+        <w:gridCol w:w="2800"/>
+        <w:gridCol w:w="3560"/>
+        <w:gridCol w:w="3000"/>
+      </w:tblGrid>
+      <w:tr>
+        <w:trPr>
+          <w:cantSplit/>
+          <w:tblHeader/>
+        </w:trPr>
+        <w:tc>
+          <w:tcPr>
+            <w:tcW w:type="dxa" w:w="2800"/>
+            <w:shd w:fill="EEF4F8" w:color="auto" w:val="clear"/>
+            <w:tcMar>
+              <w:top w:type="dxa" w:w="60"/>
+              <w:left w:type="dxa" w:w="100"/>
+              <w:bottom w:type="dxa" w:w="60"/>
+              <w:right w:type="dxa" w:w="100"/>
+            </w:tcMar>
+          </w:tcPr>
+          <w:p>
+            <w:pPr>
+              <w:spacing w:after="0" w:before="0"/>
+            </w:pPr>
+            <w:r>
+              <w:rPr>
+                <w:b/>
+                <w:bCs/>
+                <w:color w:val="0F2B3C"/>
+                <w:sz w:val="16"/>
+                <w:szCs w:val="16"/>
+              </w:rPr>
+              <w:t xml:space="preserve">CORE PROBLEM / GIVEN REPRESENTATION</w:t>
+            </w:r>
+          </w:p>
+        </w:tc>
+        <w:tc>
+          <w:tcPr>
+            <w:tcW w:type="dxa" w:w="3560"/>
+            <w:shd w:fill="EEF4F8" w:color="auto" w:val="clear"/>
+            <w:tcMar>
+              <w:top w:type="dxa" w:w="60"/>
+              <w:left w:type="dxa" w:w="100"/>
+              <w:bottom w:type="dxa" w:w="60"/>
+              <w:right w:type="dxa" w:w="100"/>
+            </w:tcMar>
+          </w:tcPr>
+          <w:p>
+            <w:pPr>
+              <w:spacing w:after="0" w:before="0"/>
+            </w:pPr>
+            <w:r>
+              <w:rPr>
+                <w:b/>
+                <w:bCs/>
+                <w:color w:val="0F2B3C"/>
+                <w:sz w:val="16"/>
+                <w:szCs w:val="16"/>
+              </w:rPr>
+              <w:t xml:space="preserve">WORKING SPACE / CALCULATION STEPS</w:t>
+            </w:r>
+          </w:p>
+        </w:tc>
+        <w:tc>
+          <w:tcPr>
+            <w:tcW w:type="dxa" w:w="3000"/>
+            <w:shd w:fill="FBF3E2" w:color="auto" w:val="clear"/>
+            <w:tcMar>
+              <w:top w:type="dxa" w:w="60"/>
+              <w:left w:type="dxa" w:w="100"/>
+              <w:bottom w:type="dxa" w:w="60"/>
+              <w:right w:type="dxa" w:w="100"/>
+            </w:tcMar>
+          </w:tcPr>
+          <w:p>
+            <w:pPr>
+              <w:spacing w:after="0" w:before="0"/>
+            </w:pPr>
+            <w:r>
+              <w:rPr>
+                <w:b/>
+                <w:bCs/>
+                <w:color w:val="7A5400"/>
+                <w:sz w:val="16"/>
+                <w:szCs w:val="16"/>
+              </w:rPr>
+              <w:t xml:space="preserve">EXPLAIN YOUR REASONING</w:t>
+            </w:r>
+          </w:p>
+        </w:tc>
+      </w:tr>
+      <w:tr>
+        <w:trPr>
+          <w:cantSplit/>
+        </w:trPr>
+        <w:tc>
+          <w:tcPr>
+            <w:tcW w:type="dxa" w:w="2800"/>
+            <w:tcMar>
+              <w:top w:type="dxa" w:w="80"/>
+              <w:left w:type="dxa" w:w="100"/>
+              <w:bottom w:type="dxa" w:w="80"/>
+              <w:right w:type="dxa" w:w="100"/>
+            </w:tcMar>
+            <w:vAlign w:val="top"/>
+          </w:tcPr>
+          <w:p>
+            <w:pPr>
+              <w:spacing w:after="40" w:before="0"/>
+            </w:pPr>
+            <w:r>
+              <w:rPr>
+                <w:b/>
+                <w:bCs/>
+                <w:color w:val="0F2B3C"/>
+                <w:sz w:val="20"/>
+                <w:szCs w:val="20"/>
+              </w:rPr>
+              <w:t xml:space="preserve">2.  To estimate 24% of 81, use 25% of 80. What is 25% of 80?</w:t>
+            </w:r>
+          </w:p>
+          <w:p>
+            <w:pPr>
+              <w:spacing w:after="40" w:before="0"/>
+            </w:pPr>
+            <w:r>
+              <w:rPr>
+                <w:i/>
+                <w:iCs/>
+                <w:color w:val="3F4D5C"/>
+                <w:sz w:val="20"/>
+                <w:szCs w:val="20"/>
+              </w:rPr>
+              <w:t xml:space="preserve">B. Para estimar el 24% de 81, usa el 25% de 80. ¿Cuánto es el 25% de 80?</w:t>
+            </w:r>
+          </w:p>
+        </w:tc>
+        <w:tc>
+          <w:tcPr>
+            <w:tcW w:type="dxa" w:w="3560"/>
+            <w:tcMar>
+              <w:top w:type="dxa" w:w="80"/>
+              <w:left w:type="dxa" w:w="100"/>
+              <w:bottom w:type="dxa" w:w="80"/>
+              <w:right w:type="dxa" w:w="100"/>
+            </w:tcMar>
+            <w:vAlign w:val="top"/>
+          </w:tcPr>
+          <w:p>
+            <w:pPr>
+              <w:spacing w:after="50" w:before="0"/>
+            </w:pPr>
+            <w:r>
+              <w:rPr>
+                <w:color w:val="BBBBBB"/>
+                <w:sz w:val="18"/>
+                <w:szCs w:val="18"/>
+              </w:rPr>
+              <w:t xml:space="preserve">____________________________</w:t>
+            </w:r>
+          </w:p>
+          <w:p>
+            <w:pPr>
+              <w:spacing w:after="50" w:before="0"/>
+            </w:pPr>
+            <w:r>
+              <w:rPr>
+                <w:color w:val="BBBBBB"/>
+                <w:sz w:val="18"/>
+                <w:szCs w:val="18"/>
+              </w:rPr>
+              <w:t xml:space="preserve">____________________________</w:t>
+            </w:r>
+          </w:p>
+          <w:p>
+            <w:pPr>
+              <w:spacing w:after="50" w:before="0"/>
+            </w:pPr>
+            <w:r>
+              <w:rPr>
+                <w:color w:val="BBBBBB"/>
+                <w:sz w:val="18"/>
+                <w:szCs w:val="18"/>
+              </w:rPr>
+              <w:t xml:space="preserve">____________________________</w:t>
+            </w:r>
+          </w:p>
+          <w:p>
+            <w:pPr>
+              <w:spacing w:after="50" w:before="0"/>
+            </w:pPr>
+            <w:r>
+              <w:rPr>
+                <w:color w:val="BBBBBB"/>
+                <w:sz w:val="18"/>
+                <w:szCs w:val="18"/>
+              </w:rPr>
+              <w:t xml:space="preserve">____________________________</w:t>
+            </w:r>
+          </w:p>
+        </w:tc>
+        <w:tc>
+          <w:tcPr>
+            <w:tcW w:type="dxa" w:w="3000"/>
+            <w:shd w:fill="FBF3E2" w:color="auto" w:val="clear"/>
+            <w:tcMar>
+              <w:top w:type="dxa" w:w="80"/>
+              <w:left w:type="dxa" w:w="100"/>
+              <w:bottom w:type="dxa" w:w="80"/>
+              <w:right w:type="dxa" w:w="100"/>
+            </w:tcMar>
+            <w:vAlign w:val="top"/>
+          </w:tcPr>
+          <w:p>
+            <w:pPr>
+              <w:spacing w:after="30" w:before="0"/>
+            </w:pPr>
+            <w:r>
+              <w:rPr>
+                <w:b/>
+                <w:bCs/>
+                <w:color w:val="0F2B3C"/>
+                <w:sz w:val="18"/>
+                <w:szCs w:val="18"/>
+              </w:rPr>
+              <w:t xml:space="preserve">Because... ________________</w:t>
+            </w:r>
+          </w:p>
+          <w:p>
+            <w:pPr>
+              <w:spacing w:after="50" w:before="0"/>
+            </w:pPr>
+            <w:r>
+              <w:rPr>
+                <w:color w:val="BBBBBB"/>
+                <w:sz w:val="18"/>
+                <w:szCs w:val="18"/>
+              </w:rPr>
+              <w:t xml:space="preserve">____________________________</w:t>
+            </w:r>
+          </w:p>
+          <w:p>
+            <w:pPr>
+              <w:spacing w:after="30" w:before="40"/>
+            </w:pPr>
+            <w:r>
+              <w:rPr>
+                <w:b/>
+                <w:bCs/>
+                <w:color w:val="1A6FB5"/>
+                <w:sz w:val="18"/>
+                <w:szCs w:val="18"/>
+              </w:rPr>
+              <w:t xml:space="preserve">Although... _______________</w:t>
+            </w:r>
+          </w:p>
+          <w:p>
+            <w:pPr>
+              <w:spacing w:after="50" w:before="0"/>
+            </w:pPr>
+            <w:r>
+              <w:rPr>
+                <w:color w:val="BBBBBB"/>
+                <w:sz w:val="18"/>
+                <w:szCs w:val="18"/>
+              </w:rPr>
+              <w:t xml:space="preserve">____________________________</w:t>
+            </w:r>
+          </w:p>
+          <w:p>
+            <w:pPr>
+              <w:spacing w:after="30" w:before="40"/>
+            </w:pPr>
+            <w:r>
+              <w:rPr>
+                <w:b/>
+                <w:bCs/>
+                <w:color w:val="7A5400"/>
+                <w:sz w:val="18"/>
+                <w:szCs w:val="18"/>
+              </w:rPr>
+              <w:t xml:space="preserve">Therefore... ______________</w:t>
+            </w:r>
+          </w:p>
+          <w:p>
+            <w:pPr>
+              <w:spacing w:after="50" w:before="0"/>
+            </w:pPr>
+            <w:r>
+              <w:rPr>
+                <w:color w:val="BBBBBB"/>
+                <w:sz w:val="18"/>
+                <w:szCs w:val="18"/>
+              </w:rPr>
+              <w:t xml:space="preserve">____________________________</w:t>
+            </w:r>
+          </w:p>
+        </w:tc>
+      </w:tr>
+    </w:tbl>
     <w:p>
       <w:pPr>
         <w:spacing w:after="60" w:before="0"/>
       </w:pPr>
       <w:r>
-        <w:rPr>
-          <w:i/>
-          <w:iCs/>
-          <w:color w:val="3F4D5C"/>
-          <w:sz w:val="20"/>
-          <w:szCs w:val="20"/>
-        </w:rPr>
-        <w:t xml:space="preserve">B. Para estimar el 24% de 81, usa el 25% de 80. ¿Cuánto es el 25% de 80?</w:t>
-      </w:r>
-    </w:p>
-    <w:p>
-      <w:pPr>
-        <w:spacing w:after="80" w:before="0"/>
-      </w:pPr>
-      <w:r>
-        <w:rPr>
-          <w:color w:val="BBBBBB"/>
-        </w:rPr>
-        <w:t xml:space="preserve">____________________________________________________</w:t>
-      </w:r>
-    </w:p>
-    <w:p>
-      <w:pPr>
-        <w:spacing w:after="40" w:before="0"/>
-      </w:pPr>
-      <w:r>
-        <w:rPr>
-          <w:sz w:val="22"/>
-          <w:szCs w:val="22"/>
-        </w:rPr>
-        <w:t xml:space="preserve">3.  Which friendly numbers are best for estimating 49% of 302?</w:t>
-      </w:r>
-    </w:p>
+        <w:t xml:space="preserve"/>
+      </w:r>
+    </w:p>
+    <w:tbl>
+      <w:tblPr>
+        <w:tblW w:type="dxa" w:w="9360"/>
+        <w:tblBorders>
+          <w:top w:val="single" w:color="C7D2DD" w:sz="6"/>
+          <w:left w:val="single" w:color="C7D2DD" w:sz="6"/>
+          <w:bottom w:val="single" w:color="C7D2DD" w:sz="6"/>
+          <w:right w:val="single" w:color="C7D2DD" w:sz="6"/>
+          <w:insideH w:val="single" w:color="C7D2DD" w:sz="6"/>
+          <w:insideV w:val="single" w:color="C7D2DD" w:sz="6"/>
+        </w:tblBorders>
+      </w:tblPr>
+      <w:tblGrid>
+        <w:gridCol w:w="2800"/>
+        <w:gridCol w:w="3560"/>
+        <w:gridCol w:w="3000"/>
+      </w:tblGrid>
+      <w:tr>
+        <w:trPr>
+          <w:cantSplit/>
+          <w:tblHeader/>
+        </w:trPr>
+        <w:tc>
+          <w:tcPr>
+            <w:tcW w:type="dxa" w:w="2800"/>
+            <w:shd w:fill="EEF4F8" w:color="auto" w:val="clear"/>
+            <w:tcMar>
+              <w:top w:type="dxa" w:w="60"/>
+              <w:left w:type="dxa" w:w="100"/>
+              <w:bottom w:type="dxa" w:w="60"/>
+              <w:right w:type="dxa" w:w="100"/>
+            </w:tcMar>
+          </w:tcPr>
+          <w:p>
+            <w:pPr>
+              <w:spacing w:after="0" w:before="0"/>
+            </w:pPr>
+            <w:r>
+              <w:rPr>
+                <w:b/>
+                <w:bCs/>
+                <w:color w:val="0F2B3C"/>
+                <w:sz w:val="16"/>
+                <w:szCs w:val="16"/>
+              </w:rPr>
+              <w:t xml:space="preserve">CORE PROBLEM / GIVEN REPRESENTATION</w:t>
+            </w:r>
+          </w:p>
+        </w:tc>
+        <w:tc>
+          <w:tcPr>
+            <w:tcW w:type="dxa" w:w="3560"/>
+            <w:shd w:fill="EEF4F8" w:color="auto" w:val="clear"/>
+            <w:tcMar>
+              <w:top w:type="dxa" w:w="60"/>
+              <w:left w:type="dxa" w:w="100"/>
+              <w:bottom w:type="dxa" w:w="60"/>
+              <w:right w:type="dxa" w:w="100"/>
+            </w:tcMar>
+          </w:tcPr>
+          <w:p>
+            <w:pPr>
+              <w:spacing w:after="0" w:before="0"/>
+            </w:pPr>
+            <w:r>
+              <w:rPr>
+                <w:b/>
+                <w:bCs/>
+                <w:color w:val="0F2B3C"/>
+                <w:sz w:val="16"/>
+                <w:szCs w:val="16"/>
+              </w:rPr>
+              <w:t xml:space="preserve">WORKING SPACE / CALCULATION STEPS</w:t>
+            </w:r>
+          </w:p>
+        </w:tc>
+        <w:tc>
+          <w:tcPr>
+            <w:tcW w:type="dxa" w:w="3000"/>
+            <w:shd w:fill="FBF3E2" w:color="auto" w:val="clear"/>
+            <w:tcMar>
+              <w:top w:type="dxa" w:w="60"/>
+              <w:left w:type="dxa" w:w="100"/>
+              <w:bottom w:type="dxa" w:w="60"/>
+              <w:right w:type="dxa" w:w="100"/>
+            </w:tcMar>
+          </w:tcPr>
+          <w:p>
+            <w:pPr>
+              <w:spacing w:after="0" w:before="0"/>
+            </w:pPr>
+            <w:r>
+              <w:rPr>
+                <w:b/>
+                <w:bCs/>
+                <w:color w:val="7A5400"/>
+                <w:sz w:val="16"/>
+                <w:szCs w:val="16"/>
+              </w:rPr>
+              <w:t xml:space="preserve">EXPLAIN YOUR REASONING</w:t>
+            </w:r>
+          </w:p>
+        </w:tc>
+      </w:tr>
+      <w:tr>
+        <w:trPr>
+          <w:cantSplit/>
+        </w:trPr>
+        <w:tc>
+          <w:tcPr>
+            <w:tcW w:type="dxa" w:w="2800"/>
+            <w:tcMar>
+              <w:top w:type="dxa" w:w="80"/>
+              <w:left w:type="dxa" w:w="100"/>
+              <w:bottom w:type="dxa" w:w="80"/>
+              <w:right w:type="dxa" w:w="100"/>
+            </w:tcMar>
+            <w:vAlign w:val="top"/>
+          </w:tcPr>
+          <w:p>
+            <w:pPr>
+              <w:spacing w:after="40" w:before="0"/>
+            </w:pPr>
+            <w:r>
+              <w:rPr>
+                <w:b/>
+                <w:bCs/>
+                <w:color w:val="0F2B3C"/>
+                <w:sz w:val="20"/>
+                <w:szCs w:val="20"/>
+              </w:rPr>
+              <w:t xml:space="preserve">3.  Which friendly numbers are best for estimating 49% of 302?</w:t>
+            </w:r>
+          </w:p>
+          <w:p>
+            <w:pPr>
+              <w:spacing w:after="40" w:before="0"/>
+            </w:pPr>
+            <w:r>
+              <w:rPr>
+                <w:i/>
+                <w:iCs/>
+                <w:color w:val="3F4D5C"/>
+                <w:sz w:val="20"/>
+                <w:szCs w:val="20"/>
+              </w:rPr>
+              <w:t xml:space="preserve">C. ¿Qué números fáciles son mejores para estimar el 49% de 302?</w:t>
+            </w:r>
+          </w:p>
+          <w:p>
+            <w:pPr>
+              <w:spacing w:after="0" w:before="0"/>
+            </w:pPr>
+            <w:r>
+              <w:rPr>
+                <w:color w:val="5E6E7E"/>
+                <w:sz w:val="18"/>
+                <w:szCs w:val="18"/>
+              </w:rPr>
+              <w:t xml:space="preserve">Choices: 50% and 300   /   40% and 400   /   49% and 302   /   100% and 300</w:t>
+            </w:r>
+          </w:p>
+        </w:tc>
+        <w:tc>
+          <w:tcPr>
+            <w:tcW w:type="dxa" w:w="3560"/>
+            <w:tcMar>
+              <w:top w:type="dxa" w:w="80"/>
+              <w:left w:type="dxa" w:w="100"/>
+              <w:bottom w:type="dxa" w:w="80"/>
+              <w:right w:type="dxa" w:w="100"/>
+            </w:tcMar>
+            <w:vAlign w:val="top"/>
+          </w:tcPr>
+          <w:p>
+            <w:pPr>
+              <w:spacing w:after="50" w:before="0"/>
+            </w:pPr>
+            <w:r>
+              <w:rPr>
+                <w:color w:val="BBBBBB"/>
+                <w:sz w:val="18"/>
+                <w:szCs w:val="18"/>
+              </w:rPr>
+              <w:t xml:space="preserve">____________________________</w:t>
+            </w:r>
+          </w:p>
+          <w:p>
+            <w:pPr>
+              <w:spacing w:after="50" w:before="0"/>
+            </w:pPr>
+            <w:r>
+              <w:rPr>
+                <w:color w:val="BBBBBB"/>
+                <w:sz w:val="18"/>
+                <w:szCs w:val="18"/>
+              </w:rPr>
+              <w:t xml:space="preserve">____________________________</w:t>
+            </w:r>
+          </w:p>
+          <w:p>
+            <w:pPr>
+              <w:spacing w:after="50" w:before="0"/>
+            </w:pPr>
+            <w:r>
+              <w:rPr>
+                <w:color w:val="BBBBBB"/>
+                <w:sz w:val="18"/>
+                <w:szCs w:val="18"/>
+              </w:rPr>
+              <w:t xml:space="preserve">____________________________</w:t>
+            </w:r>
+          </w:p>
+          <w:p>
+            <w:pPr>
+              <w:spacing w:after="50" w:before="0"/>
+            </w:pPr>
+            <w:r>
+              <w:rPr>
+                <w:color w:val="BBBBBB"/>
+                <w:sz w:val="18"/>
+                <w:szCs w:val="18"/>
+              </w:rPr>
+              <w:t xml:space="preserve">____________________________</w:t>
+            </w:r>
+          </w:p>
+        </w:tc>
+        <w:tc>
+          <w:tcPr>
+            <w:tcW w:type="dxa" w:w="3000"/>
+            <w:shd w:fill="FBF3E2" w:color="auto" w:val="clear"/>
+            <w:tcMar>
+              <w:top w:type="dxa" w:w="80"/>
+              <w:left w:type="dxa" w:w="100"/>
+              <w:bottom w:type="dxa" w:w="80"/>
+              <w:right w:type="dxa" w:w="100"/>
+            </w:tcMar>
+            <w:vAlign w:val="top"/>
+          </w:tcPr>
+          <w:p>
+            <w:pPr>
+              <w:spacing w:after="30" w:before="0"/>
+            </w:pPr>
+            <w:r>
+              <w:rPr>
+                <w:b/>
+                <w:bCs/>
+                <w:color w:val="0F2B3C"/>
+                <w:sz w:val="18"/>
+                <w:szCs w:val="18"/>
+              </w:rPr>
+              <w:t xml:space="preserve">Because... ________________</w:t>
+            </w:r>
+          </w:p>
+          <w:p>
+            <w:pPr>
+              <w:spacing w:after="50" w:before="0"/>
+            </w:pPr>
+            <w:r>
+              <w:rPr>
+                <w:color w:val="BBBBBB"/>
+                <w:sz w:val="18"/>
+                <w:szCs w:val="18"/>
+              </w:rPr>
+              <w:t xml:space="preserve">____________________________</w:t>
+            </w:r>
+          </w:p>
+          <w:p>
+            <w:pPr>
+              <w:spacing w:after="30" w:before="40"/>
+            </w:pPr>
+            <w:r>
+              <w:rPr>
+                <w:b/>
+                <w:bCs/>
+                <w:color w:val="1A6FB5"/>
+                <w:sz w:val="18"/>
+                <w:szCs w:val="18"/>
+              </w:rPr>
+              <w:t xml:space="preserve">Although... _______________</w:t>
+            </w:r>
+          </w:p>
+          <w:p>
+            <w:pPr>
+              <w:spacing w:after="50" w:before="0"/>
+            </w:pPr>
+            <w:r>
+              <w:rPr>
+                <w:color w:val="BBBBBB"/>
+                <w:sz w:val="18"/>
+                <w:szCs w:val="18"/>
+              </w:rPr>
+              <w:t xml:space="preserve">____________________________</w:t>
+            </w:r>
+          </w:p>
+          <w:p>
+            <w:pPr>
+              <w:spacing w:after="30" w:before="40"/>
+            </w:pPr>
+            <w:r>
+              <w:rPr>
+                <w:b/>
+                <w:bCs/>
+                <w:color w:val="7A5400"/>
+                <w:sz w:val="18"/>
+                <w:szCs w:val="18"/>
+              </w:rPr>
+              <w:t xml:space="preserve">Therefore... ______________</w:t>
+            </w:r>
+          </w:p>
+          <w:p>
+            <w:pPr>
+              <w:spacing w:after="50" w:before="0"/>
+            </w:pPr>
+            <w:r>
+              <w:rPr>
+                <w:color w:val="BBBBBB"/>
+                <w:sz w:val="18"/>
+                <w:szCs w:val="18"/>
+              </w:rPr>
+              <w:t xml:space="preserve">____________________________</w:t>
+            </w:r>
+          </w:p>
+        </w:tc>
+      </w:tr>
+    </w:tbl>
     <w:p>
       <w:pPr>
         <w:spacing w:after="60" w:before="0"/>
       </w:pPr>
       <w:r>
-        <w:rPr>
-          <w:i/>
-          <w:iCs/>
-          <w:color w:val="3F4D5C"/>
-          <w:sz w:val="20"/>
-          <w:szCs w:val="20"/>
-        </w:rPr>
-        <w:t xml:space="preserve">C. ¿Qué números fáciles son mejores para estimar el 49% de 302?</w:t>
-      </w:r>
-    </w:p>
-    <w:p>
-      <w:pPr>
-        <w:spacing w:after="40" w:before="0"/>
-      </w:pPr>
-      <w:r>
-        <w:rPr>
-          <w:color w:val="5E6E7E"/>
-          <w:sz w:val="20"/>
-          <w:szCs w:val="20"/>
-        </w:rPr>
-        <w:t xml:space="preserve">     choices: 50% and 300   /   40% and 400   /   49% and 302   /   100% and 300</w:t>
-      </w:r>
-    </w:p>
-    <w:p>
-      <w:pPr>
-        <w:spacing w:after="80" w:before="0"/>
-      </w:pPr>
-      <w:r>
-        <w:rPr>
-          <w:color w:val="BBBBBB"/>
-        </w:rPr>
-        <w:t xml:space="preserve">____________________________________________________</w:t>
+        <w:t xml:space="preserve"/>
       </w:r>
     </w:p>
     <w:p>
@@ -819,6 +4908,141 @@
         <w:t xml:space="preserve">____________________________________________________</w:t>
       </w:r>
     </w:p>
+    <w:tbl>
+      <w:tblPr>
+        <w:tblW w:type="dxa" w:w="9360"/>
+        <w:tblBorders>
+          <w:top w:val="single" w:color="C7D2DD" w:sz="6"/>
+          <w:left w:val="single" w:color="C7D2DD" w:sz="6"/>
+          <w:bottom w:val="single" w:color="C7D2DD" w:sz="6"/>
+          <w:right w:val="single" w:color="C7D2DD" w:sz="6"/>
+          <w:insideH w:val="single" w:color="C7D2DD" w:sz="6"/>
+          <w:insideV w:val="single" w:color="C7D2DD" w:sz="6"/>
+        </w:tblBorders>
+      </w:tblPr>
+      <w:tblGrid>
+        <w:gridCol w:w="3120"/>
+        <w:gridCol w:w="3120"/>
+        <w:gridCol w:w="3120"/>
+      </w:tblGrid>
+      <w:tr>
+        <w:trPr>
+          <w:cantSplit/>
+          <w:tblHeader/>
+        </w:trPr>
+        <w:tc>
+          <w:tcPr>
+            <w:tcW w:type="dxa" w:w="9360"/>
+            <w:gridSpan w:val="3"/>
+            <w:shd w:fill="EEF4F8" w:color="auto" w:val="clear"/>
+            <w:tcMar>
+              <w:top w:type="dxa" w:w="60"/>
+              <w:left w:type="dxa" w:w="100"/>
+              <w:bottom w:type="dxa" w:w="60"/>
+              <w:right w:type="dxa" w:w="100"/>
+            </w:tcMar>
+          </w:tcPr>
+          <w:p>
+            <w:pPr>
+              <w:spacing w:after="0" w:before="0"/>
+            </w:pPr>
+            <w:r>
+              <w:rPr>
+                <w:b/>
+                <w:bCs/>
+                <w:color w:val="0F2B3C"/>
+                <w:sz w:val="18"/>
+                <w:szCs w:val="18"/>
+              </w:rPr>
+              <w:t xml:space="preserve">EXIT CHECK · 3-POINT SELF-ASSESSMENT CHECKLIST</w:t>
+            </w:r>
+          </w:p>
+        </w:tc>
+      </w:tr>
+      <w:tr>
+        <w:trPr>
+          <w:cantSplit/>
+        </w:trPr>
+        <w:tc>
+          <w:tcPr>
+            <w:tcW w:type="dxa" w:w="3120"/>
+            <w:tcMar>
+              <w:top w:type="dxa" w:w="80"/>
+              <w:left w:type="dxa" w:w="100"/>
+              <w:bottom w:type="dxa" w:w="80"/>
+              <w:right w:type="dxa" w:w="100"/>
+            </w:tcMar>
+          </w:tcPr>
+          <w:p>
+            <w:pPr>
+              <w:spacing w:after="0" w:before="0"/>
+            </w:pPr>
+            <w:r>
+              <w:rPr>
+                <w:b/>
+                <w:bCs/>
+                <w:color w:val="0F2B3C"/>
+                <w:sz w:val="18"/>
+                <w:szCs w:val="18"/>
+              </w:rPr>
+              <w:t xml:space="preserve">☐ 1. Units &amp; Labels Verified</w:t>
+            </w:r>
+          </w:p>
+        </w:tc>
+        <w:tc>
+          <w:tcPr>
+            <w:tcW w:type="dxa" w:w="3120"/>
+            <w:tcMar>
+              <w:top w:type="dxa" w:w="80"/>
+              <w:left w:type="dxa" w:w="100"/>
+              <w:bottom w:type="dxa" w:w="80"/>
+              <w:right w:type="dxa" w:w="100"/>
+            </w:tcMar>
+          </w:tcPr>
+          <w:p>
+            <w:pPr>
+              <w:spacing w:after="0" w:before="0"/>
+            </w:pPr>
+            <w:r>
+              <w:rPr>
+                <w:b/>
+                <w:bCs/>
+                <w:color w:val="0F2B3C"/>
+                <w:sz w:val="18"/>
+                <w:szCs w:val="18"/>
+              </w:rPr>
+              <w:t xml:space="preserve">☐ 2. Reasoning Stated (Because / Although / Therefore)</w:t>
+            </w:r>
+          </w:p>
+        </w:tc>
+        <w:tc>
+          <w:tcPr>
+            <w:tcW w:type="dxa" w:w="3120"/>
+            <w:tcMar>
+              <w:top w:type="dxa" w:w="80"/>
+              <w:left w:type="dxa" w:w="100"/>
+              <w:bottom w:type="dxa" w:w="80"/>
+              <w:right w:type="dxa" w:w="100"/>
+            </w:tcMar>
+          </w:tcPr>
+          <w:p>
+            <w:pPr>
+              <w:spacing w:after="0" w:before="0"/>
+            </w:pPr>
+            <w:r>
+              <w:rPr>
+                <w:b/>
+                <w:bCs/>
+                <w:color w:val="0F2B3C"/>
+                <w:sz w:val="18"/>
+                <w:szCs w:val="18"/>
+              </w:rPr>
+              <w:t xml:space="preserve">☐ 3. Calculations Double-Checked</w:t>
+            </w:r>
+          </w:p>
+        </w:tc>
+      </w:tr>
+    </w:tbl>
     <w:p>
       <w:pPr>
         <w:spacing w:after="60" w:before="120"/>
